--- a/public/template/PHULUC.docx
+++ b/public/template/PHULUC.docx
@@ -279,7 +279,6 @@
         </w:rPr>
         <w:t>(</w:t>
       </w:r>
-      <w:proofErr w:type="spellStart"/>
       <w:r>
         <w:rPr>
           <w:rFonts w:ascii="Hyundai Sans Text" w:hAnsi="Hyundai Sans Text" w:cs="Sana"/>
@@ -296,23 +295,13 @@
         </w:rPr>
         <w:t>ề</w:t>
       </w:r>
-      <w:proofErr w:type="spellEnd"/>
-      <w:r>
-        <w:rPr>
-          <w:rFonts w:ascii="Hyundai Sans Text" w:hAnsi="Hyundai Sans Text" w:cs="Sana"/>
-          <w:sz w:val="22"/>
-          <w:szCs w:val="22"/>
-        </w:rPr>
-        <w:t xml:space="preserve"> </w:t>
-      </w:r>
-      <w:proofErr w:type="spellStart"/>
-      <w:r>
-        <w:rPr>
-          <w:rFonts w:ascii="Hyundai Sans Text" w:hAnsi="Hyundai Sans Text" w:cs="Sana"/>
-          <w:sz w:val="22"/>
-          <w:szCs w:val="22"/>
-        </w:rPr>
-        <w:t>vi</w:t>
+      <w:r>
+        <w:rPr>
+          <w:rFonts w:ascii="Hyundai Sans Text" w:hAnsi="Hyundai Sans Text" w:cs="Sana"/>
+          <w:sz w:val="22"/>
+          <w:szCs w:val="22"/>
+        </w:rPr>
+        <w:t xml:space="preserve"> vi</w:t>
       </w:r>
       <w:r>
         <w:rPr>
@@ -328,43 +317,7 @@
           <w:sz w:val="22"/>
           <w:szCs w:val="22"/>
         </w:rPr>
-        <w:t>c</w:t>
-      </w:r>
-      <w:proofErr w:type="spellEnd"/>
-      <w:r>
-        <w:rPr>
-          <w:rFonts w:ascii="Hyundai Sans Text" w:hAnsi="Hyundai Sans Text" w:cs="Sana"/>
-          <w:sz w:val="22"/>
-          <w:szCs w:val="22"/>
-        </w:rPr>
-        <w:t xml:space="preserve"> </w:t>
-      </w:r>
-      <w:proofErr w:type="spellStart"/>
-      <w:r>
-        <w:rPr>
-          <w:rFonts w:ascii="Hyundai Sans Text" w:hAnsi="Hyundai Sans Text" w:cs="Sana"/>
-          <w:sz w:val="22"/>
-          <w:szCs w:val="22"/>
-        </w:rPr>
-        <w:t>mua</w:t>
-      </w:r>
-      <w:proofErr w:type="spellEnd"/>
-      <w:r>
-        <w:rPr>
-          <w:rFonts w:ascii="Hyundai Sans Text" w:hAnsi="Hyundai Sans Text" w:cs="Sana"/>
-          <w:sz w:val="22"/>
-          <w:szCs w:val="22"/>
-        </w:rPr>
-        <w:t xml:space="preserve"> </w:t>
-      </w:r>
-      <w:proofErr w:type="spellStart"/>
-      <w:r>
-        <w:rPr>
-          <w:rFonts w:ascii="Hyundai Sans Text" w:hAnsi="Hyundai Sans Text" w:cs="Sana"/>
-          <w:sz w:val="22"/>
-          <w:szCs w:val="22"/>
-        </w:rPr>
-        <w:t>b</w:t>
+        <w:t>c mua b</w:t>
       </w:r>
       <w:r>
         <w:rPr>
@@ -380,34 +333,7 @@
           <w:sz w:val="22"/>
           <w:szCs w:val="22"/>
         </w:rPr>
-        <w:t>n</w:t>
-      </w:r>
-      <w:proofErr w:type="spellEnd"/>
-      <w:r>
-        <w:rPr>
-          <w:rFonts w:ascii="Hyundai Sans Text" w:hAnsi="Hyundai Sans Text" w:cs="Sana"/>
-          <w:sz w:val="22"/>
-          <w:szCs w:val="22"/>
-        </w:rPr>
-        <w:t xml:space="preserve"> </w:t>
-      </w:r>
-      <w:proofErr w:type="spellStart"/>
-      <w:r>
-        <w:rPr>
-          <w:rFonts w:ascii="Hyundai Sans Text" w:hAnsi="Hyundai Sans Text" w:cs="Sana"/>
-          <w:sz w:val="22"/>
-          <w:szCs w:val="22"/>
-        </w:rPr>
-        <w:t>xe</w:t>
-      </w:r>
-      <w:proofErr w:type="spellEnd"/>
-      <w:r>
-        <w:rPr>
-          <w:rFonts w:ascii="Hyundai Sans Text" w:hAnsi="Hyundai Sans Text" w:cs="Sana"/>
-          <w:sz w:val="22"/>
-          <w:szCs w:val="22"/>
-        </w:rPr>
-        <w:t xml:space="preserve"> </w:t>
+        <w:t xml:space="preserve">n xe </w:t>
       </w:r>
       <w:r>
         <w:rPr>
@@ -423,16 +349,7 @@
           <w:sz w:val="22"/>
           <w:szCs w:val="22"/>
         </w:rPr>
-        <w:t xml:space="preserve"> </w:t>
-      </w:r>
-      <w:proofErr w:type="spellStart"/>
-      <w:r>
-        <w:rPr>
-          <w:rFonts w:ascii="Hyundai Sans Text" w:hAnsi="Hyundai Sans Text" w:cs="Sana"/>
-          <w:sz w:val="22"/>
-          <w:szCs w:val="22"/>
-        </w:rPr>
-        <w:t>t</w:t>
+        <w:t xml:space="preserve"> t</w:t>
       </w:r>
       <w:r>
         <w:rPr>
@@ -442,7 +359,6 @@
         </w:rPr>
         <w:t>ô</w:t>
       </w:r>
-      <w:proofErr w:type="spellEnd"/>
       <w:r>
         <w:rPr>
           <w:rFonts w:ascii="Hyundai Sans Text" w:hAnsi="Hyundai Sans Text" w:cs="Sana"/>
@@ -504,25 +420,7 @@
           <w:sz w:val="22"/>
           <w:szCs w:val="22"/>
         </w:rPr>
-        <w:t>${</w:t>
-      </w:r>
-      <w:proofErr w:type="spellStart"/>
-      <w:r>
-        <w:rPr>
-          <w:rFonts w:ascii="TCM Pro" w:hAnsi="TCM Pro" w:cs="Arial"/>
-          <w:sz w:val="22"/>
-          <w:szCs w:val="22"/>
-        </w:rPr>
-        <w:t>soHopDong</w:t>
-      </w:r>
-      <w:proofErr w:type="spellEnd"/>
-      <w:r>
-        <w:rPr>
-          <w:rFonts w:ascii="TCM Pro" w:hAnsi="TCM Pro" w:cs="Arial"/>
-          <w:sz w:val="22"/>
-          <w:szCs w:val="22"/>
-        </w:rPr>
-        <w:t>}</w:t>
+        <w:t>${soHopDong}</w:t>
       </w:r>
     </w:p>
     <w:p>
@@ -540,7 +438,6 @@
           <w:lang w:val="vi-VN"/>
         </w:rPr>
       </w:pPr>
-      <w:proofErr w:type="spellStart"/>
       <w:r>
         <w:rPr>
           <w:rFonts w:ascii="Hyundai Sans Text" w:hAnsi="Hyundai Sans Text" w:cs="Sana"/>
@@ -563,342 +460,200 @@
           <w:sz w:val="22"/>
           <w:szCs w:val="22"/>
         </w:rPr>
+        <w:t>n c</w:t>
+      </w:r>
+      <w:r>
+        <w:rPr>
+          <w:rFonts w:ascii="Hyundai Sans Text" w:hAnsi="Hyundai Sans Text" w:cs="Cambria"/>
+          <w:sz w:val="22"/>
+          <w:szCs w:val="22"/>
+        </w:rPr>
+        <w:t>ứ</w:t>
+      </w:r>
+      <w:r>
+        <w:rPr>
+          <w:rFonts w:ascii="Hyundai Sans Text" w:hAnsi="Hyundai Sans Text" w:cs="Sana"/>
+          <w:sz w:val="22"/>
+          <w:szCs w:val="22"/>
+        </w:rPr>
+        <w:t xml:space="preserve"> v</w:t>
+      </w:r>
+      <w:r>
+        <w:rPr>
+          <w:rFonts w:ascii="Hyundai Sans Text" w:hAnsi="Hyundai Sans Text" w:cs="Cambria"/>
+          <w:sz w:val="22"/>
+          <w:szCs w:val="22"/>
+        </w:rPr>
+        <w:t>à</w:t>
+      </w:r>
+      <w:r>
+        <w:rPr>
+          <w:rFonts w:ascii="Hyundai Sans Text" w:hAnsi="Hyundai Sans Text" w:cs="Sana"/>
+          <w:sz w:val="22"/>
+          <w:szCs w:val="22"/>
+        </w:rPr>
+        <w:t>o H</w:t>
+      </w:r>
+      <w:r>
+        <w:rPr>
+          <w:rFonts w:ascii="Hyundai Sans Text" w:hAnsi="Hyundai Sans Text" w:cs="Cambria"/>
+          <w:sz w:val="22"/>
+          <w:szCs w:val="22"/>
+        </w:rPr>
+        <w:t>Đ</w:t>
+      </w:r>
+      <w:r>
+        <w:rPr>
+          <w:rFonts w:ascii="Hyundai Sans Text" w:hAnsi="Hyundai Sans Text" w:cs="Sana"/>
+          <w:sz w:val="22"/>
+          <w:szCs w:val="22"/>
+        </w:rPr>
+        <w:t>MB s</w:t>
+      </w:r>
+      <w:r>
+        <w:rPr>
+          <w:rFonts w:ascii="Hyundai Sans Text" w:hAnsi="Hyundai Sans Text" w:cs="Cambria"/>
+          <w:sz w:val="22"/>
+          <w:szCs w:val="22"/>
+        </w:rPr>
+        <w:t>ố</w:t>
+      </w:r>
+      <w:r>
+        <w:rPr>
+          <w:rFonts w:ascii="Hyundai Sans Text" w:hAnsi="Hyundai Sans Text" w:cs="Sana"/>
+          <w:sz w:val="22"/>
+          <w:szCs w:val="22"/>
+        </w:rPr>
+        <w:t>:</w:t>
+      </w:r>
+      <w:r>
+        <w:rPr>
+          <w:rFonts w:ascii="Hyundai Sans Text" w:hAnsi="Hyundai Sans Text" w:cs="Sana"/>
+          <w:sz w:val="22"/>
+          <w:szCs w:val="22"/>
+        </w:rPr>
+        <w:t xml:space="preserve"> </w:t>
+      </w:r>
+      <w:r>
+        <w:rPr>
+          <w:rFonts w:ascii="TCM Pro" w:hAnsi="TCM Pro" w:cs="Arial"/>
+          <w:sz w:val="22"/>
+          <w:szCs w:val="22"/>
+        </w:rPr>
+        <w:t>${soHopDong}</w:t>
+      </w:r>
+      <w:r>
+        <w:rPr>
+          <w:rFonts w:ascii="TCM Pro" w:hAnsi="TCM Pro" w:cs="Arial"/>
+          <w:sz w:val="22"/>
+          <w:szCs w:val="22"/>
+        </w:rPr>
+        <w:t xml:space="preserve"> </w:t>
+      </w:r>
+      <w:r>
+        <w:rPr>
+          <w:rFonts w:ascii="Hyundai Sans Text" w:hAnsi="Hyundai Sans Text" w:cs="Cambria"/>
+          <w:sz w:val="22"/>
+          <w:szCs w:val="22"/>
+        </w:rPr>
+        <w:t>đượ</w:t>
+      </w:r>
+      <w:r>
+        <w:rPr>
+          <w:rFonts w:ascii="Hyundai Sans Text" w:hAnsi="Hyundai Sans Text" w:cs="Sana"/>
+          <w:sz w:val="22"/>
+          <w:szCs w:val="22"/>
+        </w:rPr>
+        <w:t>c k</w:t>
+      </w:r>
+      <w:r>
+        <w:rPr>
+          <w:rFonts w:ascii="Hyundai Sans Text" w:hAnsi="Hyundai Sans Text" w:cs="Cambria"/>
+          <w:sz w:val="22"/>
+          <w:szCs w:val="22"/>
+        </w:rPr>
+        <w:t>ý</w:t>
+      </w:r>
+      <w:r>
+        <w:rPr>
+          <w:rFonts w:ascii="Hyundai Sans Text" w:hAnsi="Hyundai Sans Text" w:cs="Sana"/>
+          <w:sz w:val="22"/>
+          <w:szCs w:val="22"/>
+        </w:rPr>
+        <w:t xml:space="preserve"> k</w:t>
+      </w:r>
+      <w:r>
+        <w:rPr>
+          <w:rFonts w:ascii="Hyundai Sans Text" w:hAnsi="Hyundai Sans Text" w:cs="Cambria"/>
+          <w:sz w:val="22"/>
+          <w:szCs w:val="22"/>
+        </w:rPr>
+        <w:t>ế</w:t>
+      </w:r>
+      <w:r>
+        <w:rPr>
+          <w:rFonts w:ascii="Hyundai Sans Text" w:hAnsi="Hyundai Sans Text" w:cs="Sana"/>
+          <w:sz w:val="22"/>
+          <w:szCs w:val="22"/>
+        </w:rPr>
+        <w:t>t ng</w:t>
+      </w:r>
+      <w:r>
+        <w:rPr>
+          <w:rFonts w:ascii="Hyundai Sans Text" w:hAnsi="Hyundai Sans Text" w:cs="Cambria"/>
+          <w:sz w:val="22"/>
+          <w:szCs w:val="22"/>
+        </w:rPr>
+        <w:t>à</w:t>
+      </w:r>
+      <w:r>
+        <w:rPr>
+          <w:rFonts w:ascii="Hyundai Sans Text" w:hAnsi="Hyundai Sans Text" w:cs="Sana"/>
+          <w:sz w:val="22"/>
+          <w:szCs w:val="22"/>
+        </w:rPr>
+        <w:t>y</w:t>
+      </w:r>
+      <w:r>
+        <w:rPr>
+          <w:rFonts w:ascii="Hyundai Sans Text" w:hAnsi="Hyundai Sans Text" w:cs="Sana"/>
+          <w:sz w:val="22"/>
+          <w:szCs w:val="22"/>
+        </w:rPr>
+        <w:t xml:space="preserve"> ${ngay} </w:t>
+      </w:r>
+      <w:r>
+        <w:rPr>
+          <w:rFonts w:ascii="Hyundai Sans Text" w:hAnsi="Hyundai Sans Text" w:cs="Sana"/>
+          <w:sz w:val="22"/>
+          <w:szCs w:val="22"/>
+        </w:rPr>
+        <w:t>th</w:t>
+      </w:r>
+      <w:r>
+        <w:rPr>
+          <w:rFonts w:ascii="Hyundai Sans Text" w:hAnsi="Hyundai Sans Text" w:cs="Cambria"/>
+          <w:sz w:val="22"/>
+          <w:szCs w:val="22"/>
+        </w:rPr>
+        <w:t>á</w:t>
+      </w:r>
+      <w:r>
+        <w:rPr>
+          <w:rFonts w:ascii="Hyundai Sans Text" w:hAnsi="Hyundai Sans Text" w:cs="Sana"/>
+          <w:sz w:val="22"/>
+          <w:szCs w:val="22"/>
+        </w:rPr>
+        <w:t xml:space="preserve">ng ${thang} </w:t>
+      </w:r>
+      <w:r>
+        <w:rPr>
+          <w:rFonts w:ascii="Hyundai Sans Text" w:hAnsi="Hyundai Sans Text" w:cs="Sana"/>
+          <w:sz w:val="22"/>
+          <w:szCs w:val="22"/>
+        </w:rPr>
         <w:t>n</w:t>
       </w:r>
-      <w:proofErr w:type="spellEnd"/>
-      <w:r>
-        <w:rPr>
-          <w:rFonts w:ascii="Hyundai Sans Text" w:hAnsi="Hyundai Sans Text" w:cs="Sana"/>
-          <w:sz w:val="22"/>
-          <w:szCs w:val="22"/>
-        </w:rPr>
-        <w:t xml:space="preserve"> </w:t>
-      </w:r>
-      <w:proofErr w:type="spellStart"/>
-      <w:r>
-        <w:rPr>
-          <w:rFonts w:ascii="Hyundai Sans Text" w:hAnsi="Hyundai Sans Text" w:cs="Sana"/>
-          <w:sz w:val="22"/>
-          <w:szCs w:val="22"/>
-        </w:rPr>
-        <w:t>c</w:t>
-      </w:r>
-      <w:r>
-        <w:rPr>
-          <w:rFonts w:ascii="Hyundai Sans Text" w:hAnsi="Hyundai Sans Text" w:cs="Cambria"/>
-          <w:sz w:val="22"/>
-          <w:szCs w:val="22"/>
-        </w:rPr>
-        <w:t>ứ</w:t>
-      </w:r>
-      <w:proofErr w:type="spellEnd"/>
-      <w:r>
-        <w:rPr>
-          <w:rFonts w:ascii="Hyundai Sans Text" w:hAnsi="Hyundai Sans Text" w:cs="Sana"/>
-          <w:sz w:val="22"/>
-          <w:szCs w:val="22"/>
-        </w:rPr>
-        <w:t xml:space="preserve"> </w:t>
-      </w:r>
-      <w:proofErr w:type="spellStart"/>
-      <w:r>
-        <w:rPr>
-          <w:rFonts w:ascii="Hyundai Sans Text" w:hAnsi="Hyundai Sans Text" w:cs="Sana"/>
-          <w:sz w:val="22"/>
-          <w:szCs w:val="22"/>
-        </w:rPr>
-        <w:t>v</w:t>
-      </w:r>
-      <w:r>
-        <w:rPr>
-          <w:rFonts w:ascii="Hyundai Sans Text" w:hAnsi="Hyundai Sans Text" w:cs="Cambria"/>
-          <w:sz w:val="22"/>
-          <w:szCs w:val="22"/>
-        </w:rPr>
-        <w:t>à</w:t>
-      </w:r>
-      <w:r>
-        <w:rPr>
-          <w:rFonts w:ascii="Hyundai Sans Text" w:hAnsi="Hyundai Sans Text" w:cs="Sana"/>
-          <w:sz w:val="22"/>
-          <w:szCs w:val="22"/>
-        </w:rPr>
-        <w:t>o</w:t>
-      </w:r>
-      <w:proofErr w:type="spellEnd"/>
-      <w:r>
-        <w:rPr>
-          <w:rFonts w:ascii="Hyundai Sans Text" w:hAnsi="Hyundai Sans Text" w:cs="Sana"/>
-          <w:sz w:val="22"/>
-          <w:szCs w:val="22"/>
-        </w:rPr>
-        <w:t xml:space="preserve"> H</w:t>
-      </w:r>
-      <w:r>
-        <w:rPr>
-          <w:rFonts w:ascii="Hyundai Sans Text" w:hAnsi="Hyundai Sans Text" w:cs="Cambria"/>
-          <w:sz w:val="22"/>
-          <w:szCs w:val="22"/>
-        </w:rPr>
-        <w:t>Đ</w:t>
-      </w:r>
-      <w:r>
-        <w:rPr>
-          <w:rFonts w:ascii="Hyundai Sans Text" w:hAnsi="Hyundai Sans Text" w:cs="Sana"/>
-          <w:sz w:val="22"/>
-          <w:szCs w:val="22"/>
-        </w:rPr>
-        <w:t xml:space="preserve">MB </w:t>
-      </w:r>
-      <w:proofErr w:type="spellStart"/>
-      <w:r>
-        <w:rPr>
-          <w:rFonts w:ascii="Hyundai Sans Text" w:hAnsi="Hyundai Sans Text" w:cs="Sana"/>
-          <w:sz w:val="22"/>
-          <w:szCs w:val="22"/>
-        </w:rPr>
-        <w:t>s</w:t>
-      </w:r>
-      <w:r>
-        <w:rPr>
-          <w:rFonts w:ascii="Hyundai Sans Text" w:hAnsi="Hyundai Sans Text" w:cs="Cambria"/>
-          <w:sz w:val="22"/>
-          <w:szCs w:val="22"/>
-        </w:rPr>
-        <w:t>ố</w:t>
-      </w:r>
-      <w:proofErr w:type="spellEnd"/>
-      <w:r>
-        <w:rPr>
-          <w:rFonts w:ascii="Hyundai Sans Text" w:hAnsi="Hyundai Sans Text" w:cs="Sana"/>
-          <w:sz w:val="22"/>
-          <w:szCs w:val="22"/>
-        </w:rPr>
-        <w:t>:</w:t>
-      </w:r>
-      <w:r>
-        <w:rPr>
-          <w:rFonts w:ascii="Hyundai Sans Text" w:hAnsi="Hyundai Sans Text" w:cs="Sana"/>
-          <w:sz w:val="22"/>
-          <w:szCs w:val="22"/>
-        </w:rPr>
-        <w:t xml:space="preserve"> </w:t>
-      </w:r>
-      <w:r>
-        <w:rPr>
-          <w:rFonts w:ascii="TCM Pro" w:hAnsi="TCM Pro" w:cs="Arial"/>
-          <w:sz w:val="22"/>
-          <w:szCs w:val="22"/>
-        </w:rPr>
-        <w:t>${</w:t>
-      </w:r>
-      <w:proofErr w:type="spellStart"/>
-      <w:r>
-        <w:rPr>
-          <w:rFonts w:ascii="TCM Pro" w:hAnsi="TCM Pro" w:cs="Arial"/>
-          <w:sz w:val="22"/>
-          <w:szCs w:val="22"/>
-        </w:rPr>
-        <w:t>soHopDong</w:t>
-      </w:r>
-      <w:proofErr w:type="spellEnd"/>
-      <w:r>
-        <w:rPr>
-          <w:rFonts w:ascii="TCM Pro" w:hAnsi="TCM Pro" w:cs="Arial"/>
-          <w:sz w:val="22"/>
-          <w:szCs w:val="22"/>
-        </w:rPr>
-        <w:t>}</w:t>
-      </w:r>
-      <w:r>
-        <w:rPr>
-          <w:rFonts w:ascii="TCM Pro" w:hAnsi="TCM Pro" w:cs="Arial"/>
-          <w:sz w:val="22"/>
-          <w:szCs w:val="22"/>
-        </w:rPr>
-        <w:t xml:space="preserve"> </w:t>
-      </w:r>
-      <w:proofErr w:type="spellStart"/>
-      <w:r>
-        <w:rPr>
-          <w:rFonts w:ascii="Hyundai Sans Text" w:hAnsi="Hyundai Sans Text" w:cs="Cambria"/>
-          <w:sz w:val="22"/>
-          <w:szCs w:val="22"/>
-        </w:rPr>
-        <w:t>đượ</w:t>
-      </w:r>
-      <w:r>
-        <w:rPr>
-          <w:rFonts w:ascii="Hyundai Sans Text" w:hAnsi="Hyundai Sans Text" w:cs="Sana"/>
-          <w:sz w:val="22"/>
-          <w:szCs w:val="22"/>
-        </w:rPr>
-        <w:t>c</w:t>
-      </w:r>
-      <w:proofErr w:type="spellEnd"/>
-      <w:r>
-        <w:rPr>
-          <w:rFonts w:ascii="Hyundai Sans Text" w:hAnsi="Hyundai Sans Text" w:cs="Sana"/>
-          <w:sz w:val="22"/>
-          <w:szCs w:val="22"/>
-        </w:rPr>
-        <w:t xml:space="preserve"> </w:t>
-      </w:r>
-      <w:proofErr w:type="spellStart"/>
-      <w:r>
-        <w:rPr>
-          <w:rFonts w:ascii="Hyundai Sans Text" w:hAnsi="Hyundai Sans Text" w:cs="Sana"/>
-          <w:sz w:val="22"/>
-          <w:szCs w:val="22"/>
-        </w:rPr>
-        <w:t>k</w:t>
-      </w:r>
-      <w:r>
-        <w:rPr>
-          <w:rFonts w:ascii="Hyundai Sans Text" w:hAnsi="Hyundai Sans Text" w:cs="Cambria"/>
-          <w:sz w:val="22"/>
-          <w:szCs w:val="22"/>
-        </w:rPr>
-        <w:t>ý</w:t>
-      </w:r>
-      <w:proofErr w:type="spellEnd"/>
-      <w:r>
-        <w:rPr>
-          <w:rFonts w:ascii="Hyundai Sans Text" w:hAnsi="Hyundai Sans Text" w:cs="Sana"/>
-          <w:sz w:val="22"/>
-          <w:szCs w:val="22"/>
-        </w:rPr>
-        <w:t xml:space="preserve"> </w:t>
-      </w:r>
-      <w:proofErr w:type="spellStart"/>
-      <w:r>
-        <w:rPr>
-          <w:rFonts w:ascii="Hyundai Sans Text" w:hAnsi="Hyundai Sans Text" w:cs="Sana"/>
-          <w:sz w:val="22"/>
-          <w:szCs w:val="22"/>
-        </w:rPr>
-        <w:t>k</w:t>
-      </w:r>
-      <w:r>
-        <w:rPr>
-          <w:rFonts w:ascii="Hyundai Sans Text" w:hAnsi="Hyundai Sans Text" w:cs="Cambria"/>
-          <w:sz w:val="22"/>
-          <w:szCs w:val="22"/>
-        </w:rPr>
-        <w:t>ế</w:t>
-      </w:r>
-      <w:r>
-        <w:rPr>
-          <w:rFonts w:ascii="Hyundai Sans Text" w:hAnsi="Hyundai Sans Text" w:cs="Sana"/>
-          <w:sz w:val="22"/>
-          <w:szCs w:val="22"/>
-        </w:rPr>
-        <w:t>t</w:t>
-      </w:r>
-      <w:proofErr w:type="spellEnd"/>
-      <w:r>
-        <w:rPr>
-          <w:rFonts w:ascii="Hyundai Sans Text" w:hAnsi="Hyundai Sans Text" w:cs="Sana"/>
-          <w:sz w:val="22"/>
-          <w:szCs w:val="22"/>
-        </w:rPr>
-        <w:t xml:space="preserve"> </w:t>
-      </w:r>
-      <w:proofErr w:type="spellStart"/>
-      <w:r>
-        <w:rPr>
-          <w:rFonts w:ascii="Hyundai Sans Text" w:hAnsi="Hyundai Sans Text" w:cs="Sana"/>
-          <w:sz w:val="22"/>
-          <w:szCs w:val="22"/>
-        </w:rPr>
-        <w:t>ng</w:t>
-      </w:r>
-      <w:r>
-        <w:rPr>
-          <w:rFonts w:ascii="Hyundai Sans Text" w:hAnsi="Hyundai Sans Text" w:cs="Cambria"/>
-          <w:sz w:val="22"/>
-          <w:szCs w:val="22"/>
-        </w:rPr>
-        <w:t>à</w:t>
-      </w:r>
-      <w:r>
-        <w:rPr>
-          <w:rFonts w:ascii="Hyundai Sans Text" w:hAnsi="Hyundai Sans Text" w:cs="Sana"/>
-          <w:sz w:val="22"/>
-          <w:szCs w:val="22"/>
-        </w:rPr>
-        <w:t>y</w:t>
-      </w:r>
-      <w:proofErr w:type="spellEnd"/>
-      <w:r>
-        <w:rPr>
-          <w:rFonts w:ascii="Hyundai Sans Text" w:hAnsi="Hyundai Sans Text" w:cs="Sana"/>
-          <w:sz w:val="22"/>
-          <w:szCs w:val="22"/>
-        </w:rPr>
-        <w:t xml:space="preserve"> ${</w:t>
-      </w:r>
-      <w:proofErr w:type="spellStart"/>
-      <w:r>
-        <w:rPr>
-          <w:rFonts w:ascii="Hyundai Sans Text" w:hAnsi="Hyundai Sans Text" w:cs="Sana"/>
-          <w:sz w:val="22"/>
-          <w:szCs w:val="22"/>
-        </w:rPr>
-        <w:t>ngay</w:t>
-      </w:r>
-      <w:proofErr w:type="spellEnd"/>
-      <w:r>
-        <w:rPr>
-          <w:rFonts w:ascii="Hyundai Sans Text" w:hAnsi="Hyundai Sans Text" w:cs="Sana"/>
-          <w:sz w:val="22"/>
-          <w:szCs w:val="22"/>
-        </w:rPr>
-        <w:t xml:space="preserve">} </w:t>
-      </w:r>
-      <w:proofErr w:type="spellStart"/>
-      <w:r>
-        <w:rPr>
-          <w:rFonts w:ascii="Hyundai Sans Text" w:hAnsi="Hyundai Sans Text" w:cs="Sana"/>
-          <w:sz w:val="22"/>
-          <w:szCs w:val="22"/>
-        </w:rPr>
-        <w:t>th</w:t>
-      </w:r>
-      <w:r>
-        <w:rPr>
-          <w:rFonts w:ascii="Hyundai Sans Text" w:hAnsi="Hyundai Sans Text" w:cs="Cambria"/>
-          <w:sz w:val="22"/>
-          <w:szCs w:val="22"/>
-        </w:rPr>
-        <w:t>á</w:t>
-      </w:r>
-      <w:r>
-        <w:rPr>
-          <w:rFonts w:ascii="Hyundai Sans Text" w:hAnsi="Hyundai Sans Text" w:cs="Sana"/>
-          <w:sz w:val="22"/>
-          <w:szCs w:val="22"/>
-        </w:rPr>
-        <w:t>ng</w:t>
-      </w:r>
-      <w:proofErr w:type="spellEnd"/>
-      <w:r>
-        <w:rPr>
-          <w:rFonts w:ascii="Hyundai Sans Text" w:hAnsi="Hyundai Sans Text" w:cs="Sana"/>
-          <w:sz w:val="22"/>
-          <w:szCs w:val="22"/>
-        </w:rPr>
-        <w:t xml:space="preserve"> ${thang} </w:t>
-      </w:r>
-      <w:proofErr w:type="spellStart"/>
-      <w:r>
-        <w:rPr>
-          <w:rFonts w:ascii="Hyundai Sans Text" w:hAnsi="Hyundai Sans Text" w:cs="Sana"/>
-          <w:sz w:val="22"/>
-          <w:szCs w:val="22"/>
-        </w:rPr>
-        <w:t>n</w:t>
-      </w:r>
       <w:r>
         <w:rPr>
           <w:rFonts w:ascii="Hyundai Sans Text" w:hAnsi="Hyundai Sans Text" w:cs="Cambria"/>
@@ -913,42 +668,15 @@
           <w:sz w:val="22"/>
           <w:szCs w:val="22"/>
         </w:rPr>
-        <w:t>m</w:t>
-      </w:r>
-      <w:proofErr w:type="spellEnd"/>
-      <w:r>
-        <w:rPr>
-          <w:rFonts w:ascii="Hyundai Sans Text" w:hAnsi="Hyundai Sans Text" w:cs="Sana"/>
-          <w:sz w:val="22"/>
-          <w:szCs w:val="22"/>
-        </w:rPr>
-        <w:t xml:space="preserve"> </w:t>
-      </w:r>
-      <w:r>
-        <w:rPr>
-          <w:rFonts w:ascii="Hyundai Sans Text" w:hAnsi="Hyundai Sans Text" w:cs="Sana"/>
-          <w:sz w:val="22"/>
-          <w:szCs w:val="22"/>
-        </w:rPr>
-        <w:t>${</w:t>
-      </w:r>
-      <w:proofErr w:type="spellStart"/>
-      <w:r>
-        <w:rPr>
-          <w:rFonts w:ascii="Hyundai Sans Text" w:hAnsi="Hyundai Sans Text" w:cs="Sana"/>
-          <w:sz w:val="22"/>
-          <w:szCs w:val="22"/>
-        </w:rPr>
-        <w:t>nam</w:t>
-      </w:r>
-      <w:proofErr w:type="spellEnd"/>
-      <w:r>
-        <w:rPr>
-          <w:rFonts w:ascii="Hyundai Sans Text" w:hAnsi="Hyundai Sans Text" w:cs="Sana"/>
-          <w:sz w:val="22"/>
-          <w:szCs w:val="22"/>
-        </w:rPr>
-        <w:t>}</w:t>
+        <w:t xml:space="preserve">m </w:t>
+      </w:r>
+      <w:r>
+        <w:rPr>
+          <w:rFonts w:ascii="Hyundai Sans Text" w:hAnsi="Hyundai Sans Text" w:cs="Sana"/>
+          <w:sz w:val="22"/>
+          <w:szCs w:val="22"/>
+        </w:rPr>
+        <w:t>${nam}</w:t>
       </w:r>
     </w:p>
     <w:p>
@@ -965,25 +693,14 @@
           <w:szCs w:val="22"/>
         </w:rPr>
       </w:pPr>
-      <w:proofErr w:type="spellStart"/>
-      <w:r>
-        <w:rPr>
-          <w:rFonts w:ascii="Hyundai Sans Text" w:hAnsi="Hyundai Sans Text" w:cs="Sana"/>
-          <w:sz w:val="22"/>
-          <w:szCs w:val="22"/>
-        </w:rPr>
-        <w:t>Hôm</w:t>
-      </w:r>
-      <w:proofErr w:type="spellEnd"/>
-      <w:r>
-        <w:rPr>
-          <w:rFonts w:ascii="Hyundai Sans Text" w:hAnsi="Hyundai Sans Text" w:cs="Sana"/>
-          <w:sz w:val="22"/>
-          <w:szCs w:val="22"/>
-        </w:rPr>
-        <w:t xml:space="preserve"> nay, </w:t>
-      </w:r>
-      <w:proofErr w:type="spellStart"/>
+      <w:r>
+        <w:rPr>
+          <w:rFonts w:ascii="Hyundai Sans Text" w:hAnsi="Hyundai Sans Text" w:cs="Sana"/>
+          <w:sz w:val="22"/>
+          <w:szCs w:val="22"/>
+        </w:rPr>
+        <w:t xml:space="preserve">Hôm nay, </w:t>
+      </w:r>
       <w:r>
         <w:rPr>
           <w:rFonts w:ascii="Hyundai Sans Text" w:hAnsi="Hyundai Sans Text" w:cs="Sana"/>
@@ -992,34 +709,14 @@
         </w:rPr>
         <w:t>ngày</w:t>
       </w:r>
-      <w:proofErr w:type="spellEnd"/>
-      <w:r>
-        <w:rPr>
-          <w:rFonts w:ascii="Hyundai Sans Text" w:hAnsi="Hyundai Sans Text" w:cs="Sana"/>
-          <w:sz w:val="22"/>
-          <w:szCs w:val="22"/>
-        </w:rPr>
-        <w:t xml:space="preserve"> ${</w:t>
-      </w:r>
-      <w:proofErr w:type="spellStart"/>
-      <w:r>
-        <w:rPr>
-          <w:rFonts w:ascii="Hyundai Sans Text" w:hAnsi="Hyundai Sans Text" w:cs="Sana"/>
-          <w:sz w:val="22"/>
-          <w:szCs w:val="22"/>
-        </w:rPr>
-        <w:t>ngay</w:t>
-      </w:r>
-      <w:proofErr w:type="spellEnd"/>
-      <w:r>
-        <w:rPr>
-          <w:rFonts w:ascii="Hyundai Sans Text" w:hAnsi="Hyundai Sans Text" w:cs="Sana"/>
-          <w:sz w:val="22"/>
-          <w:szCs w:val="22"/>
-        </w:rPr>
-        <w:t xml:space="preserve">} </w:t>
-      </w:r>
-      <w:proofErr w:type="spellStart"/>
+      <w:r>
+        <w:rPr>
+          <w:rFonts w:ascii="Hyundai Sans Text" w:hAnsi="Hyundai Sans Text" w:cs="Sana"/>
+          <w:sz w:val="22"/>
+          <w:szCs w:val="22"/>
+        </w:rPr>
+        <w:t xml:space="preserve"> ${ngay} </w:t>
+      </w:r>
       <w:r>
         <w:rPr>
           <w:rFonts w:ascii="Hyundai Sans Text" w:hAnsi="Hyundai Sans Text" w:cs="Sana"/>
@@ -1036,7 +733,6 @@
         </w:rPr>
         <w:t>háng</w:t>
       </w:r>
-      <w:proofErr w:type="spellEnd"/>
       <w:r>
         <w:rPr>
           <w:rFonts w:ascii="Hyundai Sans Text" w:hAnsi="Hyundai Sans Text" w:cs="Sana"/>
@@ -1053,49 +749,21 @@
         </w:rPr>
         <w:t xml:space="preserve">${thang} </w:t>
       </w:r>
-      <w:proofErr w:type="spellStart"/>
-      <w:r>
-        <w:rPr>
-          <w:rFonts w:ascii="Hyundai Sans Text" w:hAnsi="Hyundai Sans Text" w:cs="Sana"/>
-          <w:sz w:val="22"/>
-          <w:szCs w:val="22"/>
-        </w:rPr>
-        <w:t>năm</w:t>
-      </w:r>
-      <w:proofErr w:type="spellEnd"/>
-      <w:r>
-        <w:rPr>
-          <w:rFonts w:ascii="Hyundai Sans Text" w:hAnsi="Hyundai Sans Text" w:cs="Sana"/>
-          <w:sz w:val="22"/>
-          <w:szCs w:val="22"/>
-        </w:rPr>
-        <w:t xml:space="preserve"> </w:t>
-      </w:r>
-      <w:r>
-        <w:rPr>
-          <w:rFonts w:ascii="Hyundai Sans Text" w:hAnsi="Hyundai Sans Text" w:cs="Sana"/>
-          <w:sz w:val="22"/>
-          <w:szCs w:val="22"/>
-        </w:rPr>
-        <w:t>${</w:t>
-      </w:r>
-      <w:proofErr w:type="spellStart"/>
-      <w:r>
-        <w:rPr>
-          <w:rFonts w:ascii="Hyundai Sans Text" w:hAnsi="Hyundai Sans Text" w:cs="Sana"/>
-          <w:sz w:val="22"/>
-          <w:szCs w:val="22"/>
-        </w:rPr>
-        <w:t>nam</w:t>
-      </w:r>
-      <w:proofErr w:type="spellEnd"/>
-      <w:r>
-        <w:rPr>
-          <w:rFonts w:ascii="Hyundai Sans Text" w:hAnsi="Hyundai Sans Text" w:cs="Sana"/>
-          <w:sz w:val="22"/>
-          <w:szCs w:val="22"/>
-        </w:rPr>
-        <w:t>}</w:t>
+      <w:r>
+        <w:rPr>
+          <w:rFonts w:ascii="Hyundai Sans Text" w:hAnsi="Hyundai Sans Text" w:cs="Sana"/>
+          <w:sz w:val="22"/>
+          <w:szCs w:val="22"/>
+        </w:rPr>
+        <w:t xml:space="preserve">năm </w:t>
+      </w:r>
+      <w:r>
+        <w:rPr>
+          <w:rFonts w:ascii="Hyundai Sans Text" w:hAnsi="Hyundai Sans Text" w:cs="Sana"/>
+          <w:sz w:val="22"/>
+          <w:szCs w:val="22"/>
+        </w:rPr>
+        <w:t>${nam}</w:t>
       </w:r>
       <w:r>
         <w:rPr>
@@ -1105,203 +773,21 @@
         </w:rPr>
         <w:t xml:space="preserve">, </w:t>
       </w:r>
-      <w:proofErr w:type="spellStart"/>
-      <w:r>
-        <w:rPr>
-          <w:rFonts w:ascii="Hyundai Sans Text" w:hAnsi="Hyundai Sans Text" w:cs="Sana"/>
-          <w:sz w:val="22"/>
-          <w:szCs w:val="22"/>
-        </w:rPr>
-        <w:t>tại</w:t>
-      </w:r>
-      <w:proofErr w:type="spellEnd"/>
-      <w:r>
-        <w:rPr>
-          <w:rFonts w:ascii="Hyundai Sans Text" w:hAnsi="Hyundai Sans Text" w:cs="Sana"/>
-          <w:sz w:val="22"/>
-          <w:szCs w:val="22"/>
-        </w:rPr>
-        <w:t xml:space="preserve"> </w:t>
-      </w:r>
-      <w:proofErr w:type="spellStart"/>
-      <w:r>
-        <w:rPr>
-          <w:rFonts w:ascii="Hyundai Sans Text" w:hAnsi="Hyundai Sans Text" w:cs="Sana"/>
-          <w:sz w:val="22"/>
-          <w:szCs w:val="22"/>
-        </w:rPr>
-        <w:t>văn</w:t>
-      </w:r>
-      <w:proofErr w:type="spellEnd"/>
-      <w:r>
-        <w:rPr>
-          <w:rFonts w:ascii="Hyundai Sans Text" w:hAnsi="Hyundai Sans Text" w:cs="Sana"/>
-          <w:sz w:val="22"/>
-          <w:szCs w:val="22"/>
-        </w:rPr>
-        <w:t xml:space="preserve"> </w:t>
-      </w:r>
-      <w:proofErr w:type="spellStart"/>
-      <w:r>
-        <w:rPr>
-          <w:rFonts w:ascii="Hyundai Sans Text" w:hAnsi="Hyundai Sans Text" w:cs="Sana"/>
-          <w:sz w:val="22"/>
-          <w:szCs w:val="22"/>
-        </w:rPr>
-        <w:t>phòng</w:t>
-      </w:r>
-      <w:proofErr w:type="spellEnd"/>
-      <w:r>
-        <w:rPr>
-          <w:rFonts w:ascii="Hyundai Sans Text" w:hAnsi="Hyundai Sans Text" w:cs="Sana"/>
-          <w:sz w:val="22"/>
-          <w:szCs w:val="22"/>
-        </w:rPr>
-        <w:t xml:space="preserve"> </w:t>
-      </w:r>
-      <w:proofErr w:type="spellStart"/>
-      <w:r>
-        <w:rPr>
-          <w:rFonts w:ascii="Hyundai Sans Text" w:hAnsi="Hyundai Sans Text" w:cs="Sana"/>
-          <w:sz w:val="22"/>
-          <w:szCs w:val="22"/>
-        </w:rPr>
-        <w:t>Công</w:t>
-      </w:r>
-      <w:proofErr w:type="spellEnd"/>
-      <w:r>
-        <w:rPr>
-          <w:rFonts w:ascii="Hyundai Sans Text" w:hAnsi="Hyundai Sans Text" w:cs="Sana"/>
-          <w:sz w:val="22"/>
-          <w:szCs w:val="22"/>
-        </w:rPr>
-        <w:t xml:space="preserve"> Ty TNHH </w:t>
-      </w:r>
-      <w:proofErr w:type="spellStart"/>
-      <w:r>
-        <w:rPr>
-          <w:rFonts w:ascii="Hyundai Sans Text" w:hAnsi="Hyundai Sans Text" w:cs="Sana"/>
-          <w:sz w:val="22"/>
-          <w:szCs w:val="22"/>
-        </w:rPr>
-        <w:t>Thương</w:t>
-      </w:r>
-      <w:proofErr w:type="spellEnd"/>
-      <w:r>
-        <w:rPr>
-          <w:rFonts w:ascii="Hyundai Sans Text" w:hAnsi="Hyundai Sans Text" w:cs="Sana"/>
-          <w:sz w:val="22"/>
-          <w:szCs w:val="22"/>
-        </w:rPr>
-        <w:t xml:space="preserve"> </w:t>
-      </w:r>
-      <w:proofErr w:type="spellStart"/>
-      <w:r>
-        <w:rPr>
-          <w:rFonts w:ascii="Hyundai Sans Text" w:hAnsi="Hyundai Sans Text" w:cs="Sana"/>
-          <w:sz w:val="22"/>
-          <w:szCs w:val="22"/>
-        </w:rPr>
-        <w:t>Mại</w:t>
-      </w:r>
-      <w:proofErr w:type="spellEnd"/>
-      <w:r>
-        <w:rPr>
-          <w:rFonts w:ascii="Hyundai Sans Text" w:hAnsi="Hyundai Sans Text" w:cs="Sana"/>
-          <w:sz w:val="22"/>
-          <w:szCs w:val="22"/>
-        </w:rPr>
-        <w:t xml:space="preserve"> </w:t>
-      </w:r>
-      <w:proofErr w:type="spellStart"/>
-      <w:r>
-        <w:rPr>
-          <w:rFonts w:ascii="Hyundai Sans Text" w:hAnsi="Hyundai Sans Text" w:cs="Sana"/>
-          <w:sz w:val="22"/>
-          <w:szCs w:val="22"/>
-        </w:rPr>
-        <w:t>và</w:t>
-      </w:r>
-      <w:proofErr w:type="spellEnd"/>
-      <w:r>
-        <w:rPr>
-          <w:rFonts w:ascii="Hyundai Sans Text" w:hAnsi="Hyundai Sans Text" w:cs="Sana"/>
-          <w:sz w:val="22"/>
-          <w:szCs w:val="22"/>
-        </w:rPr>
-        <w:t xml:space="preserve"> </w:t>
-      </w:r>
-      <w:proofErr w:type="spellStart"/>
-      <w:r>
-        <w:rPr>
-          <w:rFonts w:ascii="Hyundai Sans Text" w:hAnsi="Hyundai Sans Text" w:cs="Sana"/>
-          <w:sz w:val="22"/>
-          <w:szCs w:val="22"/>
-        </w:rPr>
-        <w:t>Dịch</w:t>
-      </w:r>
-      <w:proofErr w:type="spellEnd"/>
-      <w:r>
-        <w:rPr>
-          <w:rFonts w:ascii="Hyundai Sans Text" w:hAnsi="Hyundai Sans Text" w:cs="Sana"/>
-          <w:sz w:val="22"/>
-          <w:szCs w:val="22"/>
-        </w:rPr>
-        <w:t xml:space="preserve"> </w:t>
-      </w:r>
-      <w:proofErr w:type="spellStart"/>
-      <w:r>
-        <w:rPr>
-          <w:rFonts w:ascii="Hyundai Sans Text" w:hAnsi="Hyundai Sans Text" w:cs="Sana"/>
-          <w:sz w:val="22"/>
-          <w:szCs w:val="22"/>
-        </w:rPr>
-        <w:t>Vụ</w:t>
-      </w:r>
-      <w:proofErr w:type="spellEnd"/>
-      <w:r>
-        <w:rPr>
-          <w:rFonts w:ascii="Hyundai Sans Text" w:hAnsi="Hyundai Sans Text" w:cs="Sana"/>
-          <w:sz w:val="22"/>
-          <w:szCs w:val="22"/>
-        </w:rPr>
-        <w:t xml:space="preserve"> Ô </w:t>
-      </w:r>
-      <w:proofErr w:type="spellStart"/>
-      <w:r>
-        <w:rPr>
-          <w:rFonts w:ascii="Hyundai Sans Text" w:hAnsi="Hyundai Sans Text" w:cs="Sana"/>
-          <w:sz w:val="22"/>
-          <w:szCs w:val="22"/>
-        </w:rPr>
-        <w:t>Tô</w:t>
-      </w:r>
-      <w:proofErr w:type="spellEnd"/>
-      <w:r>
-        <w:rPr>
-          <w:rFonts w:ascii="Hyundai Sans Text" w:hAnsi="Hyundai Sans Text" w:cs="Sana"/>
-          <w:sz w:val="22"/>
-          <w:szCs w:val="22"/>
-        </w:rPr>
-        <w:t xml:space="preserve"> </w:t>
-      </w:r>
-      <w:proofErr w:type="spellStart"/>
-      <w:r>
-        <w:rPr>
-          <w:rFonts w:ascii="Hyundai Sans Text" w:hAnsi="Hyundai Sans Text" w:cs="Sana"/>
-          <w:sz w:val="22"/>
-          <w:szCs w:val="22"/>
-        </w:rPr>
-        <w:t>Phúc</w:t>
-      </w:r>
-      <w:proofErr w:type="spellEnd"/>
-      <w:r>
-        <w:rPr>
-          <w:rFonts w:ascii="Hyundai Sans Text" w:hAnsi="Hyundai Sans Text" w:cs="Sana"/>
-          <w:sz w:val="22"/>
-          <w:szCs w:val="22"/>
-        </w:rPr>
-        <w:t xml:space="preserve"> Anh</w:t>
+      <w:r>
+        <w:rPr>
+          <w:rFonts w:ascii="Hyundai Sans Text" w:hAnsi="Hyundai Sans Text" w:cs="Sana"/>
+          <w:sz w:val="22"/>
+          <w:szCs w:val="22"/>
+        </w:rPr>
+        <w:t xml:space="preserve">tại văn phòng </w:t>
+      </w:r>
+      <w:r>
+        <w:rPr>
+          <w:rFonts w:ascii="Hyundai Sans Text" w:hAnsi="Hyundai Sans Text" w:cs="Sana"/>
+          <w:sz w:val="22"/>
+          <w:szCs w:val="22"/>
+        </w:rPr>
+        <w:t>Công Ty TNHH Thương Mại và Dịch Vụ Ô Tô Phúc Anh</w:t>
       </w:r>
       <w:r>
         <w:rPr>
@@ -1311,77 +797,13 @@
         </w:rPr>
         <w:t xml:space="preserve">, </w:t>
       </w:r>
-      <w:proofErr w:type="spellStart"/>
-      <w:r>
-        <w:rPr>
-          <w:rFonts w:ascii="Hyundai Sans Text" w:hAnsi="Hyundai Sans Text" w:cs="Sana"/>
-          <w:sz w:val="22"/>
-          <w:szCs w:val="22"/>
-        </w:rPr>
-        <w:t>chúng</w:t>
-      </w:r>
-      <w:proofErr w:type="spellEnd"/>
-      <w:r>
-        <w:rPr>
-          <w:rFonts w:ascii="Hyundai Sans Text" w:hAnsi="Hyundai Sans Text" w:cs="Sana"/>
-          <w:sz w:val="22"/>
-          <w:szCs w:val="22"/>
-        </w:rPr>
-        <w:t xml:space="preserve"> </w:t>
-      </w:r>
-      <w:proofErr w:type="spellStart"/>
-      <w:r>
-        <w:rPr>
-          <w:rFonts w:ascii="Hyundai Sans Text" w:hAnsi="Hyundai Sans Text" w:cs="Sana"/>
-          <w:sz w:val="22"/>
-          <w:szCs w:val="22"/>
-        </w:rPr>
-        <w:t>tôi</w:t>
-      </w:r>
-      <w:proofErr w:type="spellEnd"/>
-      <w:r>
-        <w:rPr>
-          <w:rFonts w:ascii="Hyundai Sans Text" w:hAnsi="Hyundai Sans Text" w:cs="Sana"/>
-          <w:sz w:val="22"/>
-          <w:szCs w:val="22"/>
-        </w:rPr>
-        <w:t xml:space="preserve"> </w:t>
-      </w:r>
-      <w:proofErr w:type="spellStart"/>
-      <w:r>
-        <w:rPr>
-          <w:rFonts w:ascii="Hyundai Sans Text" w:hAnsi="Hyundai Sans Text" w:cs="Sana"/>
-          <w:sz w:val="22"/>
-          <w:szCs w:val="22"/>
-        </w:rPr>
-        <w:t>gồm</w:t>
-      </w:r>
-      <w:proofErr w:type="spellEnd"/>
-      <w:r>
-        <w:rPr>
-          <w:rFonts w:ascii="Hyundai Sans Text" w:hAnsi="Hyundai Sans Text" w:cs="Sana"/>
-          <w:sz w:val="22"/>
-          <w:szCs w:val="22"/>
-        </w:rPr>
-        <w:t xml:space="preserve"> </w:t>
-      </w:r>
-      <w:proofErr w:type="spellStart"/>
-      <w:r>
-        <w:rPr>
-          <w:rFonts w:ascii="Hyundai Sans Text" w:hAnsi="Hyundai Sans Text" w:cs="Sana"/>
-          <w:sz w:val="22"/>
-          <w:szCs w:val="22"/>
-        </w:rPr>
-        <w:t>có</w:t>
-      </w:r>
-      <w:proofErr w:type="spellEnd"/>
-      <w:r>
-        <w:rPr>
-          <w:rFonts w:ascii="Hyundai Sans Text" w:hAnsi="Hyundai Sans Text" w:cs="Sana"/>
-          <w:sz w:val="22"/>
-          <w:szCs w:val="22"/>
-        </w:rPr>
-        <w:t xml:space="preserve">:      </w:t>
+      <w:r>
+        <w:rPr>
+          <w:rFonts w:ascii="Hyundai Sans Text" w:hAnsi="Hyundai Sans Text" w:cs="Sana"/>
+          <w:sz w:val="22"/>
+          <w:szCs w:val="22"/>
+        </w:rPr>
+        <w:t xml:space="preserve">chúng tôi gồm có:      </w:t>
       </w:r>
     </w:p>
     <w:p>
@@ -1680,7 +1102,6 @@
           <w:szCs w:val="22"/>
         </w:rPr>
       </w:pPr>
-      <w:proofErr w:type="spellStart"/>
       <w:r>
         <w:rPr>
           <w:rFonts w:ascii="Hyundai Sans Text" w:hAnsi="Hyundai Sans Text" w:cs="Cambria"/>
@@ -1695,25 +1116,7 @@
           <w:sz w:val="22"/>
           <w:szCs w:val="22"/>
         </w:rPr>
-        <w:t>a</w:t>
-      </w:r>
-      <w:proofErr w:type="spellEnd"/>
-      <w:r>
-        <w:rPr>
-          <w:rFonts w:ascii="Hyundai Sans Text" w:hAnsi="Hyundai Sans Text" w:cs="Sana"/>
-          <w:sz w:val="22"/>
-          <w:szCs w:val="22"/>
-        </w:rPr>
-        <w:t xml:space="preserve"> </w:t>
-      </w:r>
-      <w:proofErr w:type="spellStart"/>
-      <w:r>
-        <w:rPr>
-          <w:rFonts w:ascii="Hyundai Sans Text" w:hAnsi="Hyundai Sans Text" w:cs="Sana"/>
-          <w:sz w:val="22"/>
-          <w:szCs w:val="22"/>
-        </w:rPr>
-        <w:t>ch</w:t>
+        <w:t>a ch</w:t>
       </w:r>
       <w:r>
         <w:rPr>
@@ -1723,7 +1126,6 @@
         </w:rPr>
         <w:t>ỉ</w:t>
       </w:r>
-      <w:proofErr w:type="spellEnd"/>
       <w:r>
         <w:rPr>
           <w:rFonts w:ascii="Hyundai Sans Text" w:hAnsi="Hyundai Sans Text" w:cs="Sana"/>
@@ -1733,225 +1135,13 @@
         <w:tab/>
         <w:t xml:space="preserve">: </w:t>
       </w:r>
-      <w:proofErr w:type="spellStart"/>
-      <w:r>
-        <w:rPr>
-          <w:rFonts w:ascii="Hyundai Sans Text" w:hAnsi="Hyundai Sans Text" w:cs="Sana"/>
-          <w:sz w:val="22"/>
-          <w:szCs w:val="22"/>
-        </w:rPr>
-        <w:t>Kh</w:t>
-      </w:r>
-      <w:r>
-        <w:rPr>
-          <w:rFonts w:ascii="Hyundai Sans Text" w:hAnsi="Hyundai Sans Text" w:cs="Cambria"/>
-          <w:sz w:val="22"/>
-          <w:szCs w:val="22"/>
-        </w:rPr>
-        <w:t>ó</w:t>
-      </w:r>
-      <w:r>
-        <w:rPr>
-          <w:rFonts w:ascii="Hyundai Sans Text" w:hAnsi="Hyundai Sans Text" w:cs="Sana"/>
-          <w:sz w:val="22"/>
-          <w:szCs w:val="22"/>
-        </w:rPr>
-        <w:t>m</w:t>
-      </w:r>
-      <w:proofErr w:type="spellEnd"/>
-      <w:r>
-        <w:rPr>
-          <w:rFonts w:ascii="Hyundai Sans Text" w:hAnsi="Hyundai Sans Text" w:cs="Sana"/>
-          <w:sz w:val="22"/>
-          <w:szCs w:val="22"/>
-        </w:rPr>
-        <w:t xml:space="preserve"> Trung </w:t>
-      </w:r>
-      <w:proofErr w:type="spellStart"/>
-      <w:r>
-        <w:rPr>
-          <w:rFonts w:ascii="Hyundai Sans Text" w:hAnsi="Hyundai Sans Text" w:cs="Sana"/>
-          <w:sz w:val="22"/>
-          <w:szCs w:val="22"/>
-        </w:rPr>
-        <w:t>Th</w:t>
-      </w:r>
-      <w:r>
-        <w:rPr>
-          <w:rFonts w:ascii="Hyundai Sans Text" w:hAnsi="Hyundai Sans Text" w:cs="Cambria"/>
-          <w:sz w:val="22"/>
-          <w:szCs w:val="22"/>
-        </w:rPr>
-        <w:t>ạ</w:t>
-      </w:r>
-      <w:r>
-        <w:rPr>
-          <w:rFonts w:ascii="Hyundai Sans Text" w:hAnsi="Hyundai Sans Text" w:cs="Sana"/>
-          <w:sz w:val="22"/>
-          <w:szCs w:val="22"/>
-        </w:rPr>
-        <w:t>nh</w:t>
-      </w:r>
-      <w:proofErr w:type="spellEnd"/>
-      <w:r>
-        <w:rPr>
-          <w:rFonts w:ascii="Hyundai Sans Text" w:hAnsi="Hyundai Sans Text" w:cs="Sana"/>
-          <w:sz w:val="22"/>
-          <w:szCs w:val="22"/>
-        </w:rPr>
-        <w:t xml:space="preserve">, </w:t>
-      </w:r>
-      <w:proofErr w:type="spellStart"/>
-      <w:r>
-        <w:rPr>
-          <w:rFonts w:ascii="Hyundai Sans Text" w:hAnsi="Hyundai Sans Text" w:cs="Sana"/>
-          <w:sz w:val="22"/>
-          <w:szCs w:val="22"/>
-        </w:rPr>
-        <w:t>P</w:t>
-      </w:r>
-      <w:r>
-        <w:rPr>
-          <w:rFonts w:ascii="Hyundai Sans Text" w:hAnsi="Hyundai Sans Text" w:cs="Sana"/>
-          <w:sz w:val="22"/>
-          <w:szCs w:val="22"/>
-        </w:rPr>
-        <w:t>h</w:t>
-      </w:r>
-      <w:r>
-        <w:rPr>
-          <w:rFonts w:ascii="Hyundai Sans Text" w:hAnsi="Hyundai Sans Text" w:cs="Cambria"/>
-          <w:sz w:val="22"/>
-          <w:szCs w:val="22"/>
-        </w:rPr>
-        <w:t>ườ</w:t>
-      </w:r>
-      <w:r>
-        <w:rPr>
-          <w:rFonts w:ascii="Hyundai Sans Text" w:hAnsi="Hyundai Sans Text" w:cs="Sana"/>
-          <w:sz w:val="22"/>
-          <w:szCs w:val="22"/>
-        </w:rPr>
-        <w:t>ng</w:t>
-      </w:r>
-      <w:proofErr w:type="spellEnd"/>
-      <w:r>
-        <w:rPr>
-          <w:rFonts w:ascii="Hyundai Sans Text" w:hAnsi="Hyundai Sans Text" w:cs="Sana"/>
-          <w:sz w:val="22"/>
-          <w:szCs w:val="22"/>
-        </w:rPr>
-        <w:t xml:space="preserve"> </w:t>
-      </w:r>
-      <w:proofErr w:type="spellStart"/>
-      <w:r>
-        <w:rPr>
-          <w:rFonts w:ascii="Hyundai Sans Text" w:hAnsi="Hyundai Sans Text" w:cs="Sana"/>
-          <w:sz w:val="22"/>
-          <w:szCs w:val="22"/>
-        </w:rPr>
-        <w:t>M</w:t>
-      </w:r>
-      <w:r>
-        <w:rPr>
-          <w:rFonts w:ascii="Hyundai Sans Text" w:hAnsi="Hyundai Sans Text" w:cs="Cambria"/>
-          <w:sz w:val="22"/>
-          <w:szCs w:val="22"/>
-        </w:rPr>
-        <w:t>ỹ</w:t>
-      </w:r>
-      <w:proofErr w:type="spellEnd"/>
-      <w:r>
-        <w:rPr>
-          <w:rFonts w:ascii="Hyundai Sans Text" w:hAnsi="Hyundai Sans Text" w:cs="Sana"/>
-          <w:sz w:val="22"/>
-          <w:szCs w:val="22"/>
-        </w:rPr>
-        <w:t xml:space="preserve"> </w:t>
-      </w:r>
-      <w:proofErr w:type="spellStart"/>
-      <w:r>
-        <w:rPr>
-          <w:rFonts w:ascii="Hyundai Sans Text" w:hAnsi="Hyundai Sans Text" w:cs="Sana"/>
-          <w:sz w:val="22"/>
-          <w:szCs w:val="22"/>
-        </w:rPr>
-        <w:t>Th</w:t>
-      </w:r>
-      <w:r>
-        <w:rPr>
-          <w:rFonts w:ascii="Hyundai Sans Text" w:hAnsi="Hyundai Sans Text" w:cs="Cambria"/>
-          <w:sz w:val="22"/>
-          <w:szCs w:val="22"/>
-        </w:rPr>
-        <w:t>ớ</w:t>
-      </w:r>
-      <w:r>
-        <w:rPr>
-          <w:rFonts w:ascii="Hyundai Sans Text" w:hAnsi="Hyundai Sans Text" w:cs="Sana"/>
-          <w:sz w:val="22"/>
-          <w:szCs w:val="22"/>
-        </w:rPr>
-        <w:t>i</w:t>
-      </w:r>
-      <w:proofErr w:type="spellEnd"/>
-      <w:r>
-        <w:rPr>
-          <w:rFonts w:ascii="Hyundai Sans Text" w:hAnsi="Hyundai Sans Text" w:cs="Sana"/>
-          <w:sz w:val="22"/>
-          <w:szCs w:val="22"/>
-        </w:rPr>
-        <w:t>,</w:t>
-      </w:r>
-      <w:r>
-        <w:rPr>
-          <w:rFonts w:ascii="Hyundai Sans Text" w:hAnsi="Hyundai Sans Text" w:cs="Sana"/>
-          <w:sz w:val="22"/>
-          <w:szCs w:val="22"/>
-        </w:rPr>
-        <w:t xml:space="preserve"> </w:t>
-      </w:r>
-      <w:proofErr w:type="spellStart"/>
-      <w:r>
-        <w:rPr>
-          <w:rFonts w:ascii="Hyundai Sans Text" w:hAnsi="Hyundai Sans Text" w:cs="Sana"/>
-          <w:sz w:val="22"/>
-          <w:szCs w:val="22"/>
-        </w:rPr>
-        <w:t>T</w:t>
-      </w:r>
-      <w:r>
-        <w:rPr>
-          <w:rFonts w:ascii="Hyundai Sans Text" w:hAnsi="Hyundai Sans Text" w:cs="Cambria"/>
-          <w:sz w:val="22"/>
-          <w:szCs w:val="22"/>
-        </w:rPr>
-        <w:t>ỉ</w:t>
-      </w:r>
-      <w:r>
-        <w:rPr>
-          <w:rFonts w:ascii="Hyundai Sans Text" w:hAnsi="Hyundai Sans Text" w:cs="Sana"/>
-          <w:sz w:val="22"/>
-          <w:szCs w:val="22"/>
-        </w:rPr>
-        <w:t>nh</w:t>
-      </w:r>
-      <w:proofErr w:type="spellEnd"/>
-      <w:r>
-        <w:rPr>
-          <w:rFonts w:ascii="Hyundai Sans Text" w:hAnsi="Hyundai Sans Text" w:cs="Sana"/>
-          <w:sz w:val="22"/>
-          <w:szCs w:val="22"/>
-        </w:rPr>
-        <w:t xml:space="preserve"> </w:t>
-      </w:r>
-      <w:r>
-        <w:rPr>
-          <w:rFonts w:ascii="Hyundai Sans Text" w:hAnsi="Hyundai Sans Text" w:cs="Sana"/>
-          <w:sz w:val="22"/>
-          <w:szCs w:val="22"/>
-        </w:rPr>
-        <w:t>An Giang</w:t>
+      <w:r>
+        <w:rPr>
+          <w:rFonts w:ascii="Hyundai Sans Text" w:hAnsi="Hyundai Sans Text" w:cs="Sana"/>
+          <w:sz w:val="22"/>
+          <w:szCs w:val="22"/>
+        </w:rPr>
+        <w:t>19/6C, Trần Hưng Đạo, Phường Long Xuyên, Tỉnh An Giang</w:t>
       </w:r>
     </w:p>
     <w:p>
@@ -1969,7 +1159,6 @@
           <w:szCs w:val="22"/>
         </w:rPr>
       </w:pPr>
-      <w:proofErr w:type="spellStart"/>
       <w:r>
         <w:rPr>
           <w:rFonts w:ascii="Hyundai Sans Text" w:hAnsi="Hyundai Sans Text" w:cs="Cambria"/>
@@ -2000,25 +1189,7 @@
           <w:sz w:val="22"/>
           <w:szCs w:val="22"/>
         </w:rPr>
-        <w:t>n</w:t>
-      </w:r>
-      <w:proofErr w:type="spellEnd"/>
-      <w:r>
-        <w:rPr>
-          <w:rFonts w:ascii="Hyundai Sans Text" w:hAnsi="Hyundai Sans Text" w:cs="Sana"/>
-          <w:sz w:val="22"/>
-          <w:szCs w:val="22"/>
-        </w:rPr>
-        <w:t xml:space="preserve"> </w:t>
-      </w:r>
-      <w:proofErr w:type="spellStart"/>
-      <w:r>
-        <w:rPr>
-          <w:rFonts w:ascii="Hyundai Sans Text" w:hAnsi="Hyundai Sans Text" w:cs="Sana"/>
-          <w:sz w:val="22"/>
-          <w:szCs w:val="22"/>
-        </w:rPr>
-        <w:t>tho</w:t>
+        <w:t>n tho</w:t>
       </w:r>
       <w:r>
         <w:rPr>
@@ -2036,7 +1207,6 @@
         </w:rPr>
         <w:t>i</w:t>
       </w:r>
-      <w:proofErr w:type="spellEnd"/>
       <w:r>
         <w:rPr>
           <w:rFonts w:ascii="Hyundai Sans Text" w:hAnsi="Hyundai Sans Text" w:cs="Sana"/>
@@ -2133,7 +1303,6 @@
           <w:szCs w:val="22"/>
         </w:rPr>
       </w:pPr>
-      <w:proofErr w:type="spellStart"/>
       <w:r>
         <w:rPr>
           <w:rFonts w:ascii="Hyundai Sans Text" w:hAnsi="Hyundai Sans Text" w:cs="Sana"/>
@@ -2150,23 +1319,13 @@
         </w:rPr>
         <w:t>ã</w:t>
       </w:r>
-      <w:proofErr w:type="spellEnd"/>
-      <w:r>
-        <w:rPr>
-          <w:rFonts w:ascii="Hyundai Sans Text" w:hAnsi="Hyundai Sans Text" w:cs="Sana"/>
-          <w:sz w:val="22"/>
-          <w:szCs w:val="22"/>
-        </w:rPr>
-        <w:t xml:space="preserve"> </w:t>
-      </w:r>
-      <w:proofErr w:type="spellStart"/>
-      <w:r>
-        <w:rPr>
-          <w:rFonts w:ascii="Hyundai Sans Text" w:hAnsi="Hyundai Sans Text" w:cs="Sana"/>
-          <w:sz w:val="22"/>
-          <w:szCs w:val="22"/>
-        </w:rPr>
-        <w:t>s</w:t>
+      <w:r>
+        <w:rPr>
+          <w:rFonts w:ascii="Hyundai Sans Text" w:hAnsi="Hyundai Sans Text" w:cs="Sana"/>
+          <w:sz w:val="22"/>
+          <w:szCs w:val="22"/>
+        </w:rPr>
+        <w:t xml:space="preserve"> s</w:t>
       </w:r>
       <w:r>
         <w:rPr>
@@ -2176,23 +1335,13 @@
         </w:rPr>
         <w:t>ố</w:t>
       </w:r>
-      <w:proofErr w:type="spellEnd"/>
-      <w:r>
-        <w:rPr>
-          <w:rFonts w:ascii="Hyundai Sans Text" w:hAnsi="Hyundai Sans Text" w:cs="Sana"/>
-          <w:sz w:val="22"/>
-          <w:szCs w:val="22"/>
-        </w:rPr>
-        <w:t xml:space="preserve"> </w:t>
-      </w:r>
-      <w:proofErr w:type="spellStart"/>
-      <w:r>
-        <w:rPr>
-          <w:rFonts w:ascii="Hyundai Sans Text" w:hAnsi="Hyundai Sans Text" w:cs="Sana"/>
-          <w:sz w:val="22"/>
-          <w:szCs w:val="22"/>
-        </w:rPr>
-        <w:t>thu</w:t>
+      <w:r>
+        <w:rPr>
+          <w:rFonts w:ascii="Hyundai Sans Text" w:hAnsi="Hyundai Sans Text" w:cs="Sana"/>
+          <w:sz w:val="22"/>
+          <w:szCs w:val="22"/>
+        </w:rPr>
+        <w:t xml:space="preserve"> thu</w:t>
       </w:r>
       <w:r>
         <w:rPr>
@@ -2202,7 +1351,6 @@
         </w:rPr>
         <w:t>ế</w:t>
       </w:r>
-      <w:proofErr w:type="spellEnd"/>
       <w:r>
         <w:rPr>
           <w:rFonts w:ascii="Hyundai Sans Text" w:hAnsi="Hyundai Sans Text" w:cs="Sana"/>
@@ -2234,7 +1382,6 @@
           <w:szCs w:val="22"/>
         </w:rPr>
       </w:pPr>
-      <w:proofErr w:type="spellStart"/>
       <w:r>
         <w:rPr>
           <w:rFonts w:ascii="Hyundai Sans Text" w:hAnsi="Hyundai Sans Text" w:cs="Sana"/>
@@ -2257,25 +1404,7 @@
           <w:sz w:val="22"/>
           <w:szCs w:val="22"/>
         </w:rPr>
-        <w:t>i</w:t>
-      </w:r>
-      <w:proofErr w:type="spellEnd"/>
-      <w:r>
-        <w:rPr>
-          <w:rFonts w:ascii="Hyundai Sans Text" w:hAnsi="Hyundai Sans Text" w:cs="Sana"/>
-          <w:sz w:val="22"/>
-          <w:szCs w:val="22"/>
-        </w:rPr>
-        <w:t xml:space="preserve"> </w:t>
-      </w:r>
-      <w:proofErr w:type="spellStart"/>
-      <w:r>
-        <w:rPr>
-          <w:rFonts w:ascii="Hyundai Sans Text" w:hAnsi="Hyundai Sans Text" w:cs="Sana"/>
-          <w:sz w:val="22"/>
-          <w:szCs w:val="22"/>
-        </w:rPr>
-        <w:t>kho</w:t>
+        <w:t>i kho</w:t>
       </w:r>
       <w:r>
         <w:rPr>
@@ -2293,7 +1422,6 @@
         </w:rPr>
         <w:t>n</w:t>
       </w:r>
-      <w:proofErr w:type="spellEnd"/>
       <w:r>
         <w:rPr>
           <w:rFonts w:ascii="Hyundai Sans Text" w:hAnsi="Hyundai Sans Text" w:cs="Sana"/>
@@ -2325,16 +1453,7 @@
           <w:sz w:val="22"/>
           <w:szCs w:val="22"/>
         </w:rPr>
-        <w:t xml:space="preserve">    </w:t>
-      </w:r>
-      <w:proofErr w:type="spellStart"/>
-      <w:r>
-        <w:rPr>
-          <w:rFonts w:ascii="Hyundai Sans Text" w:hAnsi="Hyundai Sans Text" w:cs="Sana"/>
-          <w:sz w:val="22"/>
-          <w:szCs w:val="22"/>
-        </w:rPr>
-        <w:t>T</w:t>
+        <w:t xml:space="preserve">    T</w:t>
       </w:r>
       <w:r>
         <w:rPr>
@@ -2350,9 +1469,48 @@
           <w:sz w:val="22"/>
           <w:szCs w:val="22"/>
         </w:rPr>
-        <w:t>i</w:t>
-      </w:r>
-      <w:proofErr w:type="spellEnd"/>
+        <w:t>i Ng</w:t>
+      </w:r>
+      <w:r>
+        <w:rPr>
+          <w:rFonts w:ascii="Hyundai Sans Text" w:hAnsi="Hyundai Sans Text" w:cs="Cambria"/>
+          <w:sz w:val="22"/>
+          <w:szCs w:val="22"/>
+        </w:rPr>
+        <w:t>â</w:t>
+      </w:r>
+      <w:r>
+        <w:rPr>
+          <w:rFonts w:ascii="Hyundai Sans Text" w:hAnsi="Hyundai Sans Text" w:cs="Sana"/>
+          <w:sz w:val="22"/>
+          <w:szCs w:val="22"/>
+        </w:rPr>
+        <w:t>n h</w:t>
+      </w:r>
+      <w:r>
+        <w:rPr>
+          <w:rFonts w:ascii="Hyundai Sans Text" w:hAnsi="Hyundai Sans Text" w:cs="Cambria"/>
+          <w:sz w:val="22"/>
+          <w:szCs w:val="22"/>
+        </w:rPr>
+        <w:t>à</w:t>
+      </w:r>
+      <w:r>
+        <w:rPr>
+          <w:rFonts w:ascii="Hyundai Sans Text" w:hAnsi="Hyundai Sans Text" w:cs="Sana"/>
+          <w:sz w:val="22"/>
+          <w:szCs w:val="22"/>
+        </w:rPr>
+        <w:t>ng</w:t>
+      </w:r>
+      <w:r>
+        <w:rPr>
+          <w:rFonts w:ascii="Hyundai Sans Text" w:hAnsi="Hyundai Sans Text" w:cs="Sana"/>
+          <w:sz w:val="22"/>
+          <w:szCs w:val="22"/>
+        </w:rPr>
+        <w:t xml:space="preserve"> TMCP</w:t>
+      </w:r>
       <w:r>
         <w:rPr>
           <w:rFonts w:ascii="Hyundai Sans Text" w:hAnsi="Hyundai Sans Text" w:cs="Sana"/>
@@ -2361,128 +1519,14 @@
         </w:rPr>
         <w:t xml:space="preserve"> </w:t>
       </w:r>
-      <w:proofErr w:type="spellStart"/>
-      <w:r>
-        <w:rPr>
-          <w:rFonts w:ascii="Hyundai Sans Text" w:hAnsi="Hyundai Sans Text" w:cs="Sana"/>
-          <w:sz w:val="22"/>
-          <w:szCs w:val="22"/>
-        </w:rPr>
-        <w:t>Ng</w:t>
-      </w:r>
-      <w:r>
-        <w:rPr>
-          <w:rFonts w:ascii="Hyundai Sans Text" w:hAnsi="Hyundai Sans Text" w:cs="Cambria"/>
-          <w:sz w:val="22"/>
-          <w:szCs w:val="22"/>
-        </w:rPr>
-        <w:t>â</w:t>
-      </w:r>
-      <w:r>
-        <w:rPr>
-          <w:rFonts w:ascii="Hyundai Sans Text" w:hAnsi="Hyundai Sans Text" w:cs="Sana"/>
-          <w:sz w:val="22"/>
-          <w:szCs w:val="22"/>
-        </w:rPr>
-        <w:t>n</w:t>
-      </w:r>
-      <w:proofErr w:type="spellEnd"/>
-      <w:r>
-        <w:rPr>
-          <w:rFonts w:ascii="Hyundai Sans Text" w:hAnsi="Hyundai Sans Text" w:cs="Sana"/>
-          <w:sz w:val="22"/>
-          <w:szCs w:val="22"/>
-        </w:rPr>
-        <w:t xml:space="preserve"> </w:t>
-      </w:r>
-      <w:proofErr w:type="spellStart"/>
-      <w:r>
-        <w:rPr>
-          <w:rFonts w:ascii="Hyundai Sans Text" w:hAnsi="Hyundai Sans Text" w:cs="Sana"/>
-          <w:sz w:val="22"/>
-          <w:szCs w:val="22"/>
-        </w:rPr>
-        <w:t>h</w:t>
-      </w:r>
-      <w:r>
-        <w:rPr>
-          <w:rFonts w:ascii="Hyundai Sans Text" w:hAnsi="Hyundai Sans Text" w:cs="Cambria"/>
-          <w:sz w:val="22"/>
-          <w:szCs w:val="22"/>
-        </w:rPr>
-        <w:t>à</w:t>
-      </w:r>
-      <w:r>
-        <w:rPr>
-          <w:rFonts w:ascii="Hyundai Sans Text" w:hAnsi="Hyundai Sans Text" w:cs="Sana"/>
-          <w:sz w:val="22"/>
-          <w:szCs w:val="22"/>
-        </w:rPr>
-        <w:t>ng</w:t>
-      </w:r>
-      <w:proofErr w:type="spellEnd"/>
-      <w:r>
-        <w:rPr>
-          <w:rFonts w:ascii="Hyundai Sans Text" w:hAnsi="Hyundai Sans Text" w:cs="Sana"/>
-          <w:sz w:val="22"/>
-          <w:szCs w:val="22"/>
-        </w:rPr>
-        <w:t xml:space="preserve"> TMCP</w:t>
-      </w:r>
-      <w:r>
-        <w:rPr>
-          <w:rFonts w:ascii="Hyundai Sans Text" w:hAnsi="Hyundai Sans Text" w:cs="Sana"/>
-          <w:sz w:val="22"/>
-          <w:szCs w:val="22"/>
-        </w:rPr>
-        <w:t xml:space="preserve"> </w:t>
-      </w:r>
-      <w:proofErr w:type="spellStart"/>
-      <w:r>
-        <w:rPr>
-          <w:rFonts w:ascii="Hyundai Sans Text" w:hAnsi="Hyundai Sans Text" w:cs="Sana"/>
-          <w:sz w:val="22"/>
-          <w:szCs w:val="22"/>
-        </w:rPr>
-        <w:t>Ngoại</w:t>
-      </w:r>
-      <w:proofErr w:type="spellEnd"/>
-      <w:r>
-        <w:rPr>
-          <w:rFonts w:ascii="Hyundai Sans Text" w:hAnsi="Hyundai Sans Text" w:cs="Sana"/>
-          <w:sz w:val="22"/>
-          <w:szCs w:val="22"/>
-        </w:rPr>
-        <w:t xml:space="preserve"> </w:t>
-      </w:r>
-      <w:proofErr w:type="spellStart"/>
-      <w:r>
-        <w:rPr>
-          <w:rFonts w:ascii="Hyundai Sans Text" w:hAnsi="Hyundai Sans Text" w:cs="Sana"/>
-          <w:sz w:val="22"/>
-          <w:szCs w:val="22"/>
-        </w:rPr>
-        <w:t>Thương</w:t>
-      </w:r>
-      <w:proofErr w:type="spellEnd"/>
-      <w:r>
-        <w:rPr>
-          <w:rFonts w:ascii="Hyundai Sans Text" w:hAnsi="Hyundai Sans Text" w:cs="Sana"/>
-          <w:sz w:val="22"/>
-          <w:szCs w:val="22"/>
-        </w:rPr>
-        <w:t xml:space="preserve"> VN (</w:t>
-      </w:r>
-      <w:proofErr w:type="spellStart"/>
-      <w:r>
-        <w:rPr>
-          <w:rFonts w:ascii="Hyundai Sans Text" w:hAnsi="Hyundai Sans Text" w:cs="Sana"/>
-          <w:sz w:val="22"/>
-          <w:szCs w:val="22"/>
-        </w:rPr>
-        <w:t>Vietcom</w:t>
-      </w:r>
-      <w:proofErr w:type="spellEnd"/>
+      <w:r>
+        <w:rPr>
+          <w:rFonts w:ascii="Hyundai Sans Text" w:hAnsi="Hyundai Sans Text" w:cs="Sana"/>
+          <w:sz w:val="22"/>
+          <w:szCs w:val="22"/>
+        </w:rPr>
+        <w:t>Ngoại Thương VN (Vietcom</w:t>
+      </w:r>
       <w:r>
         <w:rPr>
           <w:rFonts w:ascii="Hyundai Sans Text" w:hAnsi="Hyundai Sans Text" w:cs="Sana"/>
@@ -2513,7 +1557,6 @@
           <w:szCs w:val="22"/>
         </w:rPr>
       </w:pPr>
-      <w:proofErr w:type="spellStart"/>
       <w:r>
         <w:rPr>
           <w:rFonts w:ascii="Hyundai Sans Text" w:hAnsi="Hyundai Sans Text" w:cs="Sana"/>
@@ -2536,25 +1579,7 @@
           <w:sz w:val="22"/>
           <w:szCs w:val="22"/>
         </w:rPr>
-        <w:t>i</w:t>
-      </w:r>
-      <w:proofErr w:type="spellEnd"/>
-      <w:r>
-        <w:rPr>
-          <w:rFonts w:ascii="Hyundai Sans Text" w:hAnsi="Hyundai Sans Text" w:cs="Sana"/>
-          <w:sz w:val="22"/>
-          <w:szCs w:val="22"/>
-        </w:rPr>
-        <w:t xml:space="preserve"> </w:t>
-      </w:r>
-      <w:proofErr w:type="spellStart"/>
-      <w:r>
-        <w:rPr>
-          <w:rFonts w:ascii="Hyundai Sans Text" w:hAnsi="Hyundai Sans Text" w:cs="Sana"/>
-          <w:sz w:val="22"/>
-          <w:szCs w:val="22"/>
-        </w:rPr>
-        <w:t>kho</w:t>
+        <w:t>i kho</w:t>
       </w:r>
       <w:r>
         <w:rPr>
@@ -2572,7 +1597,6 @@
         </w:rPr>
         <w:t>n</w:t>
       </w:r>
-      <w:proofErr w:type="spellEnd"/>
       <w:r>
         <w:rPr>
           <w:rFonts w:ascii="Hyundai Sans Text" w:hAnsi="Hyundai Sans Text" w:cs="Sana"/>
@@ -2604,16 +1628,7 @@
           <w:sz w:val="22"/>
           <w:szCs w:val="22"/>
         </w:rPr>
-        <w:t xml:space="preserve">     </w:t>
-      </w:r>
-      <w:proofErr w:type="spellStart"/>
-      <w:r>
-        <w:rPr>
-          <w:rFonts w:ascii="Hyundai Sans Text" w:hAnsi="Hyundai Sans Text" w:cs="Sana"/>
-          <w:sz w:val="22"/>
-          <w:szCs w:val="22"/>
-        </w:rPr>
-        <w:t>T</w:t>
+        <w:t xml:space="preserve">     T</w:t>
       </w:r>
       <w:r>
         <w:rPr>
@@ -2629,25 +1644,7 @@
           <w:sz w:val="22"/>
           <w:szCs w:val="22"/>
         </w:rPr>
-        <w:t>i</w:t>
-      </w:r>
-      <w:proofErr w:type="spellEnd"/>
-      <w:r>
-        <w:rPr>
-          <w:rFonts w:ascii="Hyundai Sans Text" w:hAnsi="Hyundai Sans Text" w:cs="Sana"/>
-          <w:sz w:val="22"/>
-          <w:szCs w:val="22"/>
-        </w:rPr>
-        <w:t xml:space="preserve"> </w:t>
-      </w:r>
-      <w:proofErr w:type="spellStart"/>
-      <w:r>
-        <w:rPr>
-          <w:rFonts w:ascii="Hyundai Sans Text" w:hAnsi="Hyundai Sans Text" w:cs="Sana"/>
-          <w:sz w:val="22"/>
-          <w:szCs w:val="22"/>
-        </w:rPr>
-        <w:t>Ng</w:t>
+        <w:t>i Ng</w:t>
       </w:r>
       <w:r>
         <w:rPr>
@@ -2663,25 +1660,7 @@
           <w:sz w:val="22"/>
           <w:szCs w:val="22"/>
         </w:rPr>
-        <w:t>n</w:t>
-      </w:r>
-      <w:proofErr w:type="spellEnd"/>
-      <w:r>
-        <w:rPr>
-          <w:rFonts w:ascii="Hyundai Sans Text" w:hAnsi="Hyundai Sans Text" w:cs="Sana"/>
-          <w:sz w:val="22"/>
-          <w:szCs w:val="22"/>
-        </w:rPr>
-        <w:t xml:space="preserve"> </w:t>
-      </w:r>
-      <w:proofErr w:type="spellStart"/>
-      <w:r>
-        <w:rPr>
-          <w:rFonts w:ascii="Hyundai Sans Text" w:hAnsi="Hyundai Sans Text" w:cs="Sana"/>
-          <w:sz w:val="22"/>
-          <w:szCs w:val="22"/>
-        </w:rPr>
-        <w:t>h</w:t>
+        <w:t>n h</w:t>
       </w:r>
       <w:r>
         <w:rPr>
@@ -2697,106 +1676,15 @@
           <w:sz w:val="22"/>
           <w:szCs w:val="22"/>
         </w:rPr>
-        <w:t>ng</w:t>
-      </w:r>
-      <w:proofErr w:type="spellEnd"/>
-      <w:r>
-        <w:rPr>
-          <w:rFonts w:ascii="Hyundai Sans Text" w:hAnsi="Hyundai Sans Text" w:cs="Sana"/>
-          <w:sz w:val="22"/>
-          <w:szCs w:val="22"/>
-        </w:rPr>
-        <w:t xml:space="preserve"> TMCP </w:t>
-      </w:r>
-      <w:proofErr w:type="spellStart"/>
-      <w:r>
-        <w:rPr>
-          <w:rFonts w:ascii="Hyundai Sans Text" w:hAnsi="Hyundai Sans Text" w:cs="Sana"/>
-          <w:sz w:val="22"/>
-          <w:szCs w:val="22"/>
-        </w:rPr>
-        <w:t>Thịnh</w:t>
-      </w:r>
-      <w:proofErr w:type="spellEnd"/>
-      <w:r>
-        <w:rPr>
-          <w:rFonts w:ascii="Hyundai Sans Text" w:hAnsi="Hyundai Sans Text" w:cs="Sana"/>
-          <w:sz w:val="22"/>
-          <w:szCs w:val="22"/>
-        </w:rPr>
-        <w:t xml:space="preserve"> </w:t>
-      </w:r>
-      <w:proofErr w:type="spellStart"/>
-      <w:r>
-        <w:rPr>
-          <w:rFonts w:ascii="Hyundai Sans Text" w:hAnsi="Hyundai Sans Text" w:cs="Sana"/>
-          <w:sz w:val="22"/>
-          <w:szCs w:val="22"/>
-        </w:rPr>
-        <w:t>Vượng</w:t>
-      </w:r>
-      <w:proofErr w:type="spellEnd"/>
-      <w:r>
-        <w:rPr>
-          <w:rFonts w:ascii="Hyundai Sans Text" w:hAnsi="Hyundai Sans Text" w:cs="Sana"/>
-          <w:sz w:val="22"/>
-          <w:szCs w:val="22"/>
-        </w:rPr>
-        <w:t xml:space="preserve"> </w:t>
-      </w:r>
-      <w:proofErr w:type="spellStart"/>
-      <w:r>
-        <w:rPr>
-          <w:rFonts w:ascii="Hyundai Sans Text" w:hAnsi="Hyundai Sans Text" w:cs="Sana"/>
-          <w:sz w:val="22"/>
-          <w:szCs w:val="22"/>
-        </w:rPr>
-        <w:t>và</w:t>
-      </w:r>
-      <w:proofErr w:type="spellEnd"/>
-      <w:r>
-        <w:rPr>
-          <w:rFonts w:ascii="Hyundai Sans Text" w:hAnsi="Hyundai Sans Text" w:cs="Sana"/>
-          <w:sz w:val="22"/>
-          <w:szCs w:val="22"/>
-        </w:rPr>
-        <w:t xml:space="preserve"> </w:t>
-      </w:r>
-      <w:proofErr w:type="spellStart"/>
-      <w:r>
-        <w:rPr>
-          <w:rFonts w:ascii="Hyundai Sans Text" w:hAnsi="Hyundai Sans Text" w:cs="Sana"/>
-          <w:sz w:val="22"/>
-          <w:szCs w:val="22"/>
-        </w:rPr>
-        <w:t>Phát</w:t>
-      </w:r>
-      <w:proofErr w:type="spellEnd"/>
-      <w:r>
-        <w:rPr>
-          <w:rFonts w:ascii="Hyundai Sans Text" w:hAnsi="Hyundai Sans Text" w:cs="Sana"/>
-          <w:sz w:val="22"/>
-          <w:szCs w:val="22"/>
-        </w:rPr>
-        <w:t xml:space="preserve"> </w:t>
-      </w:r>
-      <w:proofErr w:type="spellStart"/>
-      <w:r>
-        <w:rPr>
-          <w:rFonts w:ascii="Hyundai Sans Text" w:hAnsi="Hyundai Sans Text" w:cs="Sana"/>
-          <w:sz w:val="22"/>
-          <w:szCs w:val="22"/>
-        </w:rPr>
-        <w:t>Triển</w:t>
-      </w:r>
-      <w:proofErr w:type="spellEnd"/>
-      <w:r>
-        <w:rPr>
-          <w:rFonts w:ascii="Hyundai Sans Text" w:hAnsi="Hyundai Sans Text" w:cs="Sana"/>
-          <w:sz w:val="22"/>
-          <w:szCs w:val="22"/>
-        </w:rPr>
-        <w:t xml:space="preserve"> (PG bank)</w:t>
+        <w:t xml:space="preserve">ng TMCP </w:t>
+      </w:r>
+      <w:r>
+        <w:rPr>
+          <w:rFonts w:ascii="Hyundai Sans Text" w:hAnsi="Hyundai Sans Text" w:cs="Sana"/>
+          <w:sz w:val="22"/>
+          <w:szCs w:val="22"/>
+        </w:rPr>
+        <w:t>Thịnh Vượng và Phát Triển (PG bank)</w:t>
       </w:r>
     </w:p>
     <w:p>
@@ -2813,7 +1701,6 @@
           <w:lang w:val="vi-VN"/>
         </w:rPr>
       </w:pPr>
-      <w:proofErr w:type="spellStart"/>
       <w:r>
         <w:rPr>
           <w:rFonts w:ascii="Hyundai Sans Text" w:hAnsi="Hyundai Sans Text" w:cs="Sana"/>
@@ -2836,16 +1723,7 @@
           <w:sz w:val="22"/>
           <w:szCs w:val="22"/>
         </w:rPr>
-        <w:t>n</w:t>
-      </w:r>
-      <w:proofErr w:type="spellEnd"/>
-      <w:r>
-        <w:rPr>
-          <w:rFonts w:ascii="Hyundai Sans Text" w:hAnsi="Hyundai Sans Text" w:cs="Sana"/>
-          <w:sz w:val="22"/>
-          <w:szCs w:val="22"/>
-        </w:rPr>
-        <w:t xml:space="preserve"> TK    </w:t>
+        <w:t xml:space="preserve">n TK    </w:t>
       </w:r>
       <w:r>
         <w:rPr>
@@ -3049,7 +1927,6 @@
         </w:rPr>
         <w:t xml:space="preserve">Do </w:t>
       </w:r>
-      <w:proofErr w:type="spellStart"/>
       <w:r>
         <w:rPr>
           <w:rFonts w:ascii="Hyundai Sans Text" w:hAnsi="Hyundai Sans Text" w:cs="Sana"/>
@@ -3058,7 +1935,6 @@
         </w:rPr>
         <w:t>Ông</w:t>
       </w:r>
-      <w:proofErr w:type="spellEnd"/>
       <w:r>
         <w:rPr>
           <w:rFonts w:ascii="Hyundai Sans Text" w:hAnsi="Hyundai Sans Text" w:cs="Sana"/>
@@ -3101,14 +1977,6 @@
           <w:szCs w:val="22"/>
         </w:rPr>
         <w:tab/>
-      </w:r>
-      <w:proofErr w:type="spellStart"/>
-      <w:r>
-        <w:rPr>
-          <w:rFonts w:ascii="Hyundai Sans Text" w:hAnsi="Hyundai Sans Text" w:cs="Sana"/>
-          <w:sz w:val="22"/>
-          <w:szCs w:val="22"/>
-        </w:rPr>
         <w:t>Ch</w:t>
       </w:r>
       <w:r>
@@ -3125,25 +1993,7 @@
           <w:sz w:val="22"/>
           <w:szCs w:val="22"/>
         </w:rPr>
-        <w:t>c</w:t>
-      </w:r>
-      <w:proofErr w:type="spellEnd"/>
-      <w:r>
-        <w:rPr>
-          <w:rFonts w:ascii="Hyundai Sans Text" w:hAnsi="Hyundai Sans Text" w:cs="Sana"/>
-          <w:sz w:val="22"/>
-          <w:szCs w:val="22"/>
-        </w:rPr>
-        <w:t xml:space="preserve"> </w:t>
-      </w:r>
-      <w:proofErr w:type="spellStart"/>
-      <w:r>
-        <w:rPr>
-          <w:rFonts w:ascii="Hyundai Sans Text" w:hAnsi="Hyundai Sans Text" w:cs="Sana"/>
-          <w:sz w:val="22"/>
-          <w:szCs w:val="22"/>
-        </w:rPr>
-        <w:t>v</w:t>
+        <w:t>c v</w:t>
       </w:r>
       <w:r>
         <w:rPr>
@@ -3153,7 +2003,6 @@
         </w:rPr>
         <w:t>ụ</w:t>
       </w:r>
-      <w:proofErr w:type="spellEnd"/>
       <w:r>
         <w:rPr>
           <w:rFonts w:ascii="Hyundai Sans Text" w:hAnsi="Hyundai Sans Text" w:cs="Sana"/>
@@ -3162,70 +2011,22 @@
         </w:rPr>
         <w:t xml:space="preserve">:  </w:t>
       </w:r>
-      <w:proofErr w:type="spellStart"/>
-      <w:r>
-        <w:rPr>
-          <w:rFonts w:ascii="Hyundai Sans Text" w:hAnsi="Hyundai Sans Text" w:cs="Sana"/>
-          <w:sz w:val="22"/>
-          <w:szCs w:val="22"/>
-        </w:rPr>
-        <w:t>Giám</w:t>
-      </w:r>
-      <w:proofErr w:type="spellEnd"/>
-      <w:r>
-        <w:rPr>
-          <w:rFonts w:ascii="Hyundai Sans Text" w:hAnsi="Hyundai Sans Text" w:cs="Sana"/>
-          <w:sz w:val="22"/>
-          <w:szCs w:val="22"/>
-        </w:rPr>
-        <w:t xml:space="preserve"> </w:t>
-      </w:r>
-      <w:proofErr w:type="spellStart"/>
-      <w:r>
-        <w:rPr>
-          <w:rFonts w:ascii="Hyundai Sans Text" w:hAnsi="Hyundai Sans Text" w:cs="Sana"/>
-          <w:sz w:val="22"/>
-          <w:szCs w:val="22"/>
-        </w:rPr>
-        <w:t>đốc</w:t>
-      </w:r>
-      <w:proofErr w:type="spellEnd"/>
-      <w:r>
-        <w:rPr>
-          <w:rFonts w:ascii="Hyundai Sans Text" w:hAnsi="Hyundai Sans Text" w:cs="Sana"/>
-          <w:sz w:val="22"/>
-          <w:szCs w:val="22"/>
-        </w:rPr>
-        <w:t xml:space="preserve"> </w:t>
-      </w:r>
-      <w:proofErr w:type="spellStart"/>
-      <w:r>
-        <w:rPr>
-          <w:rFonts w:ascii="Hyundai Sans Text" w:hAnsi="Hyundai Sans Text" w:cs="Sana"/>
-          <w:sz w:val="22"/>
-          <w:szCs w:val="22"/>
-        </w:rPr>
-        <w:t>kinh</w:t>
-      </w:r>
-      <w:proofErr w:type="spellEnd"/>
-      <w:r>
-        <w:rPr>
-          <w:rFonts w:ascii="Hyundai Sans Text" w:hAnsi="Hyundai Sans Text" w:cs="Sana"/>
-          <w:sz w:val="22"/>
-          <w:szCs w:val="22"/>
-        </w:rPr>
-        <w:t xml:space="preserve"> </w:t>
-      </w:r>
-      <w:proofErr w:type="spellStart"/>
-      <w:r>
-        <w:rPr>
-          <w:rFonts w:ascii="Hyundai Sans Text" w:hAnsi="Hyundai Sans Text" w:cs="Sana"/>
-          <w:sz w:val="22"/>
-          <w:szCs w:val="22"/>
-        </w:rPr>
-        <w:t>doanh</w:t>
-      </w:r>
-      <w:proofErr w:type="spellEnd"/>
+      <w:r>
+        <w:rPr>
+          <w:rFonts w:ascii="Hyundai Sans Text" w:hAnsi="Hyundai Sans Text" w:cs="Sana"/>
+          <w:sz w:val="22"/>
+          <w:szCs w:val="22"/>
+        </w:rPr>
+        <w:t>Giám đốc</w:t>
+      </w:r>
+      <w:r>
+        <w:rPr>
+          <w:rFonts w:ascii="Hyundai Sans Text" w:hAnsi="Hyundai Sans Text" w:cs="Sana"/>
+          <w:sz w:val="22"/>
+          <w:szCs w:val="22"/>
+        </w:rPr>
+        <w:t xml:space="preserve"> kinh doanh</w:t>
+      </w:r>
       <w:r>
         <w:rPr>
           <w:rFonts w:ascii="Hyundai Sans Text" w:hAnsi="Hyundai Sans Text" w:cs="Sana"/>
@@ -3298,7 +2099,6 @@
         </w:rPr>
         <w:t xml:space="preserve">                                        </w:t>
       </w:r>
-      <w:proofErr w:type="spellStart"/>
       <w:r>
         <w:rPr>
           <w:rFonts w:ascii="Hyundai Sans Text" w:hAnsi="Hyundai Sans Text" w:cs="Cambria"/>
@@ -3329,25 +2129,7 @@
           <w:sz w:val="22"/>
           <w:szCs w:val="22"/>
         </w:rPr>
-        <w:t>n</w:t>
-      </w:r>
-      <w:proofErr w:type="spellEnd"/>
-      <w:r>
-        <w:rPr>
-          <w:rFonts w:ascii="Hyundai Sans Text" w:hAnsi="Hyundai Sans Text" w:cs="Sana"/>
-          <w:sz w:val="22"/>
-          <w:szCs w:val="22"/>
-        </w:rPr>
-        <w:t xml:space="preserve"> </w:t>
-      </w:r>
-      <w:proofErr w:type="spellStart"/>
-      <w:r>
-        <w:rPr>
-          <w:rFonts w:ascii="Hyundai Sans Text" w:hAnsi="Hyundai Sans Text" w:cs="Sana"/>
-          <w:sz w:val="22"/>
-          <w:szCs w:val="22"/>
-        </w:rPr>
-        <w:t>tho</w:t>
+        <w:t>n tho</w:t>
       </w:r>
       <w:r>
         <w:rPr>
@@ -3363,42 +2145,15 @@
           <w:sz w:val="22"/>
           <w:szCs w:val="22"/>
         </w:rPr>
-        <w:t>i</w:t>
-      </w:r>
-      <w:proofErr w:type="spellEnd"/>
-      <w:r>
-        <w:rPr>
-          <w:rFonts w:ascii="Hyundai Sans Text" w:hAnsi="Hyundai Sans Text" w:cs="Sana"/>
-          <w:sz w:val="22"/>
-          <w:szCs w:val="22"/>
-        </w:rPr>
-        <w:t xml:space="preserve">: </w:t>
-      </w:r>
-      <w:r>
-        <w:rPr>
-          <w:rFonts w:ascii="Hyundai Sans Text" w:hAnsi="Hyundai Sans Text" w:cs="Sana"/>
-          <w:sz w:val="22"/>
-          <w:szCs w:val="22"/>
-        </w:rPr>
-        <w:t>${</w:t>
-      </w:r>
-      <w:proofErr w:type="spellStart"/>
-      <w:r>
-        <w:rPr>
-          <w:rFonts w:ascii="Hyundai Sans Text" w:hAnsi="Hyundai Sans Text" w:cs="Sana"/>
-          <w:sz w:val="22"/>
-          <w:szCs w:val="22"/>
-        </w:rPr>
-        <w:t>salePhone</w:t>
-      </w:r>
-      <w:proofErr w:type="spellEnd"/>
-      <w:r>
-        <w:rPr>
-          <w:rFonts w:ascii="Hyundai Sans Text" w:hAnsi="Hyundai Sans Text" w:cs="Sana"/>
-          <w:sz w:val="22"/>
-          <w:szCs w:val="22"/>
-        </w:rPr>
-        <w:t>}</w:t>
+        <w:t xml:space="preserve">i: </w:t>
+      </w:r>
+      <w:r>
+        <w:rPr>
+          <w:rFonts w:ascii="Hyundai Sans Text" w:hAnsi="Hyundai Sans Text" w:cs="Sana"/>
+          <w:sz w:val="22"/>
+          <w:szCs w:val="22"/>
+        </w:rPr>
+        <w:t>${salePhone}</w:t>
       </w:r>
     </w:p>
     <w:p>
@@ -3710,25 +2465,7 @@
           <w:sz w:val="22"/>
           <w:szCs w:val="22"/>
         </w:rPr>
-        <w:t>${</w:t>
-      </w:r>
-      <w:proofErr w:type="spellStart"/>
-      <w:r>
-        <w:rPr>
-          <w:rFonts w:ascii="Hyundai Sans Text" w:hAnsi="Hyundai Sans Text" w:cs="Sana"/>
-          <w:sz w:val="22"/>
-          <w:szCs w:val="22"/>
-        </w:rPr>
-        <w:t>dienThoai</w:t>
-      </w:r>
-      <w:proofErr w:type="spellEnd"/>
-      <w:r>
-        <w:rPr>
-          <w:rFonts w:ascii="Hyundai Sans Text" w:hAnsi="Hyundai Sans Text" w:cs="Sana"/>
-          <w:sz w:val="22"/>
-          <w:szCs w:val="22"/>
-        </w:rPr>
-        <w:t>}</w:t>
+        <w:t>${dienThoai}</w:t>
       </w:r>
     </w:p>
     <w:p>
@@ -4004,25 +2741,7 @@
           <w:sz w:val="22"/>
           <w:szCs w:val="22"/>
         </w:rPr>
-        <w:t>${</w:t>
-      </w:r>
-      <w:proofErr w:type="spellStart"/>
-      <w:r>
-        <w:rPr>
-          <w:rFonts w:ascii="Hyundai Sans Text" w:hAnsi="Hyundai Sans Text" w:cs="Sana"/>
-          <w:sz w:val="22"/>
-          <w:szCs w:val="22"/>
-        </w:rPr>
-        <w:t>ngaySinh</w:t>
-      </w:r>
-      <w:proofErr w:type="spellEnd"/>
-      <w:r>
-        <w:rPr>
-          <w:rFonts w:ascii="Hyundai Sans Text" w:hAnsi="Hyundai Sans Text" w:cs="Sana"/>
-          <w:sz w:val="22"/>
-          <w:szCs w:val="22"/>
-        </w:rPr>
-        <w:t>}</w:t>
+        <w:t>${ngaySinh}</w:t>
       </w:r>
     </w:p>
     <w:p>
@@ -4170,65 +2889,8 @@
           <w:rFonts w:ascii="Hyundai Sans Text" w:hAnsi="Hyundai Sans Text" w:cs="Arial"/>
           <w:szCs w:val="22"/>
         </w:rPr>
-        <w:t xml:space="preserve"> </w:t>
-      </w:r>
-      <w:proofErr w:type="spellStart"/>
-      <w:r>
-        <w:rPr>
-          <w:rFonts w:ascii="Hyundai Sans Text" w:hAnsi="Hyundai Sans Text" w:cs="Arial"/>
-          <w:szCs w:val="22"/>
-        </w:rPr>
-        <w:t>theo</w:t>
-      </w:r>
-      <w:proofErr w:type="spellEnd"/>
-      <w:r>
-        <w:rPr>
-          <w:rFonts w:ascii="Hyundai Sans Text" w:hAnsi="Hyundai Sans Text" w:cs="Arial"/>
-          <w:szCs w:val="22"/>
-        </w:rPr>
-        <w:t xml:space="preserve"> </w:t>
-      </w:r>
-      <w:proofErr w:type="spellStart"/>
-      <w:r>
-        <w:rPr>
-          <w:rFonts w:ascii="Hyundai Sans Text" w:hAnsi="Hyundai Sans Text" w:cs="Arial"/>
-          <w:szCs w:val="22"/>
-        </w:rPr>
-        <w:t>bảng</w:t>
-      </w:r>
-      <w:proofErr w:type="spellEnd"/>
-      <w:r>
-        <w:rPr>
-          <w:rFonts w:ascii="Hyundai Sans Text" w:hAnsi="Hyundai Sans Text" w:cs="Arial"/>
-          <w:szCs w:val="22"/>
-        </w:rPr>
-        <w:t xml:space="preserve"> </w:t>
-      </w:r>
-      <w:proofErr w:type="spellStart"/>
-      <w:r>
-        <w:rPr>
-          <w:rFonts w:ascii="Hyundai Sans Text" w:hAnsi="Hyundai Sans Text" w:cs="Arial"/>
-          <w:szCs w:val="22"/>
-        </w:rPr>
-        <w:t>dự</w:t>
-      </w:r>
-      <w:proofErr w:type="spellEnd"/>
-      <w:r>
-        <w:rPr>
-          <w:rFonts w:ascii="Hyundai Sans Text" w:hAnsi="Hyundai Sans Text" w:cs="Arial"/>
-          <w:szCs w:val="22"/>
-        </w:rPr>
-        <w:t xml:space="preserve"> </w:t>
-      </w:r>
-      <w:proofErr w:type="spellStart"/>
-      <w:r>
-        <w:rPr>
-          <w:rFonts w:ascii="Hyundai Sans Text" w:hAnsi="Hyundai Sans Text" w:cs="Arial"/>
-          <w:szCs w:val="22"/>
-        </w:rPr>
-        <w:t>tính</w:t>
-      </w:r>
-      <w:proofErr w:type="spellEnd"/>
+        <w:t xml:space="preserve"> theo bảng dự tính</w:t>
+      </w:r>
       <w:r>
         <w:rPr>
           <w:rFonts w:ascii="Hyundai Sans Text" w:hAnsi="Hyundai Sans Text" w:cs="Arial"/>
@@ -4313,7 +2975,6 @@
               </w:rPr>
               <w:t>${</w:t>
             </w:r>
-            <w:proofErr w:type="spellStart"/>
             <w:r>
               <w:rPr>
                 <w:rFonts w:ascii="Hyundai Sans Text" w:hAnsi="Hyundai Sans Text" w:cs="Arial"/>
@@ -4322,7 +2983,6 @@
               </w:rPr>
               <w:t>phuLucLoaiXe</w:t>
             </w:r>
-            <w:proofErr w:type="spellEnd"/>
             <w:r>
               <w:rPr>
                 <w:rFonts w:ascii="Hyundai Sans Text" w:hAnsi="Hyundai Sans Text" w:cs="Arial"/>
@@ -4487,23 +3147,7 @@
                 <w:rFonts w:ascii="Hyundai Sans Text" w:hAnsi="Hyundai Sans Text" w:cs="Arial"/>
                 <w:szCs w:val="22"/>
               </w:rPr>
-              <w:t>${</w:t>
-            </w:r>
-            <w:proofErr w:type="spellStart"/>
-            <w:r>
-              <w:rPr>
-                <w:rFonts w:ascii="Hyundai Sans Text" w:hAnsi="Hyundai Sans Text" w:cs="Arial"/>
-                <w:szCs w:val="22"/>
-              </w:rPr>
-              <w:t>stt</w:t>
-            </w:r>
-            <w:proofErr w:type="spellEnd"/>
-            <w:r>
-              <w:rPr>
-                <w:rFonts w:ascii="Hyundai Sans Text" w:hAnsi="Hyundai Sans Text" w:cs="Arial"/>
-                <w:szCs w:val="22"/>
-              </w:rPr>
-              <w:t>}</w:t>
+              <w:t>${stt}</w:t>
             </w:r>
           </w:p>
         </w:tc>
@@ -4525,23 +3169,7 @@
                 <w:rFonts w:ascii="Hyundai Sans Text" w:hAnsi="Hyundai Sans Text" w:cs="Arial"/>
                 <w:szCs w:val="22"/>
               </w:rPr>
-              <w:t>${</w:t>
-            </w:r>
-            <w:proofErr w:type="spellStart"/>
-            <w:r>
-              <w:rPr>
-                <w:rFonts w:ascii="Hyundai Sans Text" w:hAnsi="Hyundai Sans Text" w:cs="Arial"/>
-                <w:szCs w:val="22"/>
-              </w:rPr>
-              <w:t>cacLoaiPhi</w:t>
-            </w:r>
-            <w:proofErr w:type="spellEnd"/>
-            <w:r>
-              <w:rPr>
-                <w:rFonts w:ascii="Hyundai Sans Text" w:hAnsi="Hyundai Sans Text" w:cs="Arial"/>
-                <w:szCs w:val="22"/>
-              </w:rPr>
-              <w:t>}</w:t>
+              <w:t>${cacLoaiPhi}</w:t>
             </w:r>
           </w:p>
         </w:tc>
@@ -4582,7 +3210,6 @@
               </w:rPr>
               <w:t>${</w:t>
             </w:r>
-            <w:proofErr w:type="spellStart"/>
             <w:r>
               <w:rPr>
                 <w:rFonts w:ascii="Hyundai Sans Text" w:hAnsi="Hyundai Sans Text" w:cs="Arial"/>
@@ -4590,7 +3217,6 @@
               </w:rPr>
               <w:t>thanhTienPhi</w:t>
             </w:r>
-            <w:proofErr w:type="spellEnd"/>
             <w:r>
               <w:rPr>
                 <w:rFonts w:ascii="Hyundai Sans Text" w:hAnsi="Hyundai Sans Text" w:cs="Arial"/>
@@ -4689,25 +3315,7 @@
                 <w:b/>
                 <w:szCs w:val="22"/>
               </w:rPr>
-              <w:t>${</w:t>
-            </w:r>
-            <w:proofErr w:type="spellStart"/>
-            <w:r>
-              <w:rPr>
-                <w:rFonts w:ascii="Hyundai Sans Text" w:hAnsi="Hyundai Sans Text" w:cs="Arial"/>
-                <w:b/>
-                <w:szCs w:val="22"/>
-              </w:rPr>
-              <w:t>tongPhi</w:t>
-            </w:r>
-            <w:proofErr w:type="spellEnd"/>
-            <w:r>
-              <w:rPr>
-                <w:rFonts w:ascii="Hyundai Sans Text" w:hAnsi="Hyundai Sans Text" w:cs="Arial"/>
-                <w:b/>
-                <w:szCs w:val="22"/>
-              </w:rPr>
-              <w:t>}</w:t>
+              <w:t>${tongPhi}</w:t>
             </w:r>
           </w:p>
         </w:tc>
@@ -4750,7 +3358,6 @@
                 <w:szCs w:val="22"/>
               </w:rPr>
             </w:pPr>
-            <w:proofErr w:type="spellStart"/>
             <w:r>
               <w:rPr>
                 <w:rFonts w:ascii="Hyundai Sans Text" w:hAnsi="Hyundai Sans Text" w:cs="Arial"/>
@@ -4758,37 +3365,7 @@
                 <w:i/>
                 <w:szCs w:val="22"/>
               </w:rPr>
-              <w:t>Bằng</w:t>
-            </w:r>
-            <w:proofErr w:type="spellEnd"/>
-            <w:r>
-              <w:rPr>
-                <w:rFonts w:ascii="Hyundai Sans Text" w:hAnsi="Hyundai Sans Text" w:cs="Arial"/>
-                <w:b/>
-                <w:i/>
-                <w:szCs w:val="22"/>
-              </w:rPr>
-              <w:t xml:space="preserve"> </w:t>
-            </w:r>
-            <w:proofErr w:type="spellStart"/>
-            <w:r>
-              <w:rPr>
-                <w:rFonts w:ascii="Hyundai Sans Text" w:hAnsi="Hyundai Sans Text" w:cs="Arial"/>
-                <w:b/>
-                <w:i/>
-                <w:szCs w:val="22"/>
-              </w:rPr>
-              <w:t>chữ</w:t>
-            </w:r>
-            <w:proofErr w:type="spellEnd"/>
-            <w:r>
-              <w:rPr>
-                <w:rFonts w:ascii="Hyundai Sans Text" w:hAnsi="Hyundai Sans Text" w:cs="Arial"/>
-                <w:b/>
-                <w:i/>
-                <w:szCs w:val="22"/>
-              </w:rPr>
-              <w:t xml:space="preserve">: </w:t>
+              <w:t xml:space="preserve">Bằng chữ: </w:t>
             </w:r>
             <w:r>
               <w:rPr>
@@ -4797,27 +3374,7 @@
                 <w:i/>
                 <w:szCs w:val="22"/>
               </w:rPr>
-              <w:t>${</w:t>
-            </w:r>
-            <w:proofErr w:type="spellStart"/>
-            <w:r>
-              <w:rPr>
-                <w:rFonts w:ascii="Hyundai Sans Text" w:hAnsi="Hyundai Sans Text" w:cs="Arial"/>
-                <w:b/>
-                <w:i/>
-                <w:szCs w:val="22"/>
-              </w:rPr>
-              <w:t>bangChuTongPhi</w:t>
-            </w:r>
-            <w:proofErr w:type="spellEnd"/>
-            <w:r>
-              <w:rPr>
-                <w:rFonts w:ascii="Hyundai Sans Text" w:hAnsi="Hyundai Sans Text" w:cs="Arial"/>
-                <w:b/>
-                <w:i/>
-                <w:szCs w:val="22"/>
-              </w:rPr>
-              <w:t>}</w:t>
+              <w:t>${bangChuTongPhi}</w:t>
             </w:r>
           </w:p>
         </w:tc>
@@ -4861,279 +3418,7 @@
           <w:rFonts w:ascii="Hyundai Sans Text" w:hAnsi="Hyundai Sans Text" w:cs="Arial"/>
           <w:szCs w:val="22"/>
         </w:rPr>
-        <w:t xml:space="preserve">PLHĐ </w:t>
-      </w:r>
-      <w:proofErr w:type="spellStart"/>
-      <w:r>
-        <w:rPr>
-          <w:rFonts w:ascii="Hyundai Sans Text" w:hAnsi="Hyundai Sans Text" w:cs="Arial"/>
-          <w:szCs w:val="22"/>
-        </w:rPr>
-        <w:t>này</w:t>
-      </w:r>
-      <w:proofErr w:type="spellEnd"/>
-      <w:r>
-        <w:rPr>
-          <w:rFonts w:ascii="Hyundai Sans Text" w:hAnsi="Hyundai Sans Text" w:cs="Arial"/>
-          <w:szCs w:val="22"/>
-        </w:rPr>
-        <w:t xml:space="preserve"> </w:t>
-      </w:r>
-      <w:proofErr w:type="spellStart"/>
-      <w:r>
-        <w:rPr>
-          <w:rFonts w:ascii="Hyundai Sans Text" w:hAnsi="Hyundai Sans Text" w:cs="Arial"/>
-          <w:szCs w:val="22"/>
-        </w:rPr>
-        <w:t>được</w:t>
-      </w:r>
-      <w:proofErr w:type="spellEnd"/>
-      <w:r>
-        <w:rPr>
-          <w:rFonts w:ascii="Hyundai Sans Text" w:hAnsi="Hyundai Sans Text" w:cs="Arial"/>
-          <w:szCs w:val="22"/>
-        </w:rPr>
-        <w:t xml:space="preserve"> </w:t>
-      </w:r>
-      <w:proofErr w:type="spellStart"/>
-      <w:r>
-        <w:rPr>
-          <w:rFonts w:ascii="Hyundai Sans Text" w:hAnsi="Hyundai Sans Text" w:cs="Arial"/>
-          <w:szCs w:val="22"/>
-        </w:rPr>
-        <w:t>lập</w:t>
-      </w:r>
-      <w:proofErr w:type="spellEnd"/>
-      <w:r>
-        <w:rPr>
-          <w:rFonts w:ascii="Hyundai Sans Text" w:hAnsi="Hyundai Sans Text" w:cs="Arial"/>
-          <w:szCs w:val="22"/>
-        </w:rPr>
-        <w:t xml:space="preserve"> 4 </w:t>
-      </w:r>
-      <w:proofErr w:type="spellStart"/>
-      <w:r>
-        <w:rPr>
-          <w:rFonts w:ascii="Hyundai Sans Text" w:hAnsi="Hyundai Sans Text" w:cs="Arial"/>
-          <w:szCs w:val="22"/>
-        </w:rPr>
-        <w:t>bản</w:t>
-      </w:r>
-      <w:proofErr w:type="spellEnd"/>
-      <w:r>
-        <w:rPr>
-          <w:rFonts w:ascii="Hyundai Sans Text" w:hAnsi="Hyundai Sans Text" w:cs="Arial"/>
-          <w:szCs w:val="22"/>
-        </w:rPr>
-        <w:t xml:space="preserve">, </w:t>
-      </w:r>
-      <w:proofErr w:type="spellStart"/>
-      <w:r>
-        <w:rPr>
-          <w:rFonts w:ascii="Hyundai Sans Text" w:hAnsi="Hyundai Sans Text" w:cs="Arial"/>
-          <w:szCs w:val="22"/>
-        </w:rPr>
-        <w:t>Bên</w:t>
-      </w:r>
-      <w:proofErr w:type="spellEnd"/>
-      <w:r>
-        <w:rPr>
-          <w:rFonts w:ascii="Hyundai Sans Text" w:hAnsi="Hyundai Sans Text" w:cs="Arial"/>
-          <w:szCs w:val="22"/>
-        </w:rPr>
-        <w:t xml:space="preserve"> A </w:t>
-      </w:r>
-      <w:proofErr w:type="spellStart"/>
-      <w:r>
-        <w:rPr>
-          <w:rFonts w:ascii="Hyundai Sans Text" w:hAnsi="Hyundai Sans Text" w:cs="Arial"/>
-          <w:szCs w:val="22"/>
-        </w:rPr>
-        <w:t>giữ</w:t>
-      </w:r>
-      <w:proofErr w:type="spellEnd"/>
-      <w:r>
-        <w:rPr>
-          <w:rFonts w:ascii="Hyundai Sans Text" w:hAnsi="Hyundai Sans Text" w:cs="Arial"/>
-          <w:szCs w:val="22"/>
-        </w:rPr>
-        <w:t xml:space="preserve"> 3 </w:t>
-      </w:r>
-      <w:proofErr w:type="spellStart"/>
-      <w:r>
-        <w:rPr>
-          <w:rFonts w:ascii="Hyundai Sans Text" w:hAnsi="Hyundai Sans Text" w:cs="Arial"/>
-          <w:szCs w:val="22"/>
-        </w:rPr>
-        <w:t>bản</w:t>
-      </w:r>
-      <w:proofErr w:type="spellEnd"/>
-      <w:r>
-        <w:rPr>
-          <w:rFonts w:ascii="Hyundai Sans Text" w:hAnsi="Hyundai Sans Text" w:cs="Arial"/>
-          <w:szCs w:val="22"/>
-        </w:rPr>
-        <w:t xml:space="preserve">, </w:t>
-      </w:r>
-      <w:proofErr w:type="spellStart"/>
-      <w:r>
-        <w:rPr>
-          <w:rFonts w:ascii="Hyundai Sans Text" w:hAnsi="Hyundai Sans Text" w:cs="Arial"/>
-          <w:szCs w:val="22"/>
-        </w:rPr>
-        <w:t>Bên</w:t>
-      </w:r>
-      <w:proofErr w:type="spellEnd"/>
-      <w:r>
-        <w:rPr>
-          <w:rFonts w:ascii="Hyundai Sans Text" w:hAnsi="Hyundai Sans Text" w:cs="Arial"/>
-          <w:szCs w:val="22"/>
-        </w:rPr>
-        <w:t xml:space="preserve"> B </w:t>
-      </w:r>
-      <w:proofErr w:type="spellStart"/>
-      <w:r>
-        <w:rPr>
-          <w:rFonts w:ascii="Hyundai Sans Text" w:hAnsi="Hyundai Sans Text" w:cs="Arial"/>
-          <w:szCs w:val="22"/>
-        </w:rPr>
-        <w:t>giữ</w:t>
-      </w:r>
-      <w:proofErr w:type="spellEnd"/>
-      <w:r>
-        <w:rPr>
-          <w:rFonts w:ascii="Hyundai Sans Text" w:hAnsi="Hyundai Sans Text" w:cs="Arial"/>
-          <w:szCs w:val="22"/>
-        </w:rPr>
-        <w:t xml:space="preserve"> 1 </w:t>
-      </w:r>
-      <w:proofErr w:type="spellStart"/>
-      <w:r>
-        <w:rPr>
-          <w:rFonts w:ascii="Hyundai Sans Text" w:hAnsi="Hyundai Sans Text" w:cs="Arial"/>
-          <w:szCs w:val="22"/>
-        </w:rPr>
-        <w:t>bản</w:t>
-      </w:r>
-      <w:proofErr w:type="spellEnd"/>
-      <w:r>
-        <w:rPr>
-          <w:rFonts w:ascii="Hyundai Sans Text" w:hAnsi="Hyundai Sans Text" w:cs="Arial"/>
-          <w:szCs w:val="22"/>
-        </w:rPr>
-        <w:t xml:space="preserve"> </w:t>
-      </w:r>
-      <w:proofErr w:type="spellStart"/>
-      <w:r>
-        <w:rPr>
-          <w:rFonts w:ascii="Hyundai Sans Text" w:hAnsi="Hyundai Sans Text" w:cs="Arial"/>
-          <w:szCs w:val="22"/>
-        </w:rPr>
-        <w:t>có</w:t>
-      </w:r>
-      <w:proofErr w:type="spellEnd"/>
-      <w:r>
-        <w:rPr>
-          <w:rFonts w:ascii="Hyundai Sans Text" w:hAnsi="Hyundai Sans Text" w:cs="Arial"/>
-          <w:szCs w:val="22"/>
-        </w:rPr>
-        <w:t xml:space="preserve"> </w:t>
-      </w:r>
-      <w:proofErr w:type="spellStart"/>
-      <w:r>
-        <w:rPr>
-          <w:rFonts w:ascii="Hyundai Sans Text" w:hAnsi="Hyundai Sans Text" w:cs="Arial"/>
-          <w:szCs w:val="22"/>
-        </w:rPr>
-        <w:t>giá</w:t>
-      </w:r>
-      <w:proofErr w:type="spellEnd"/>
-      <w:r>
-        <w:rPr>
-          <w:rFonts w:ascii="Hyundai Sans Text" w:hAnsi="Hyundai Sans Text" w:cs="Arial"/>
-          <w:szCs w:val="22"/>
-        </w:rPr>
-        <w:t xml:space="preserve"> </w:t>
-      </w:r>
-      <w:proofErr w:type="spellStart"/>
-      <w:r>
-        <w:rPr>
-          <w:rFonts w:ascii="Hyundai Sans Text" w:hAnsi="Hyundai Sans Text" w:cs="Arial"/>
-          <w:szCs w:val="22"/>
-        </w:rPr>
-        <w:t>trị</w:t>
-      </w:r>
-      <w:proofErr w:type="spellEnd"/>
-      <w:r>
-        <w:rPr>
-          <w:rFonts w:ascii="Hyundai Sans Text" w:hAnsi="Hyundai Sans Text" w:cs="Arial"/>
-          <w:szCs w:val="22"/>
-        </w:rPr>
-        <w:t xml:space="preserve"> </w:t>
-      </w:r>
-      <w:proofErr w:type="spellStart"/>
-      <w:r>
-        <w:rPr>
-          <w:rFonts w:ascii="Hyundai Sans Text" w:hAnsi="Hyundai Sans Text" w:cs="Arial"/>
-          <w:szCs w:val="22"/>
-        </w:rPr>
-        <w:t>pháp</w:t>
-      </w:r>
-      <w:proofErr w:type="spellEnd"/>
-      <w:r>
-        <w:rPr>
-          <w:rFonts w:ascii="Hyundai Sans Text" w:hAnsi="Hyundai Sans Text" w:cs="Arial"/>
-          <w:szCs w:val="22"/>
-        </w:rPr>
-        <w:t xml:space="preserve"> </w:t>
-      </w:r>
-      <w:proofErr w:type="spellStart"/>
-      <w:r>
-        <w:rPr>
-          <w:rFonts w:ascii="Hyundai Sans Text" w:hAnsi="Hyundai Sans Text" w:cs="Arial"/>
-          <w:szCs w:val="22"/>
-        </w:rPr>
-        <w:t>lý</w:t>
-      </w:r>
-      <w:proofErr w:type="spellEnd"/>
-      <w:r>
-        <w:rPr>
-          <w:rFonts w:ascii="Hyundai Sans Text" w:hAnsi="Hyundai Sans Text" w:cs="Arial"/>
-          <w:szCs w:val="22"/>
-        </w:rPr>
-        <w:t xml:space="preserve"> </w:t>
-      </w:r>
-      <w:proofErr w:type="spellStart"/>
-      <w:r>
-        <w:rPr>
-          <w:rFonts w:ascii="Hyundai Sans Text" w:hAnsi="Hyundai Sans Text" w:cs="Arial"/>
-          <w:szCs w:val="22"/>
-        </w:rPr>
-        <w:t>ngang</w:t>
-      </w:r>
-      <w:proofErr w:type="spellEnd"/>
-      <w:r>
-        <w:rPr>
-          <w:rFonts w:ascii="Hyundai Sans Text" w:hAnsi="Hyundai Sans Text" w:cs="Arial"/>
-          <w:szCs w:val="22"/>
-        </w:rPr>
-        <w:t xml:space="preserve"> </w:t>
-      </w:r>
-      <w:proofErr w:type="spellStart"/>
-      <w:r>
-        <w:rPr>
-          <w:rFonts w:ascii="Hyundai Sans Text" w:hAnsi="Hyundai Sans Text" w:cs="Arial"/>
-          <w:szCs w:val="22"/>
-        </w:rPr>
-        <w:t>nhau</w:t>
-      </w:r>
-      <w:proofErr w:type="spellEnd"/>
-      <w:r>
-        <w:rPr>
-          <w:rFonts w:ascii="Hyundai Sans Text" w:hAnsi="Hyundai Sans Text" w:cs="Arial"/>
-          <w:szCs w:val="22"/>
-        </w:rPr>
-        <w:t>.</w:t>
+        <w:t>PLHĐ này được lập 4 bản, Bên A giữ 3 bản, Bên B giữ 1 bản có giá trị pháp lý ngang nhau.</w:t>
       </w:r>
     </w:p>
     <w:p>
